--- a/ReportsAndDocuments/final presentation defense.docx
+++ b/ReportsAndDocuments/final presentation defense.docx
@@ -137,10 +137,1581 @@
     </w:p>
     <w:p>
       <w:pPr>
+        <w:spacing w:before="100" w:beforeAutospacing="1" w:after="100" w:afterAutospacing="1" w:line="300" w:lineRule="atLeast"/>
+        <w:rPr>
+          <w:rFonts w:ascii="Segoe UI" w:eastAsia="Times New Roman" w:hAnsi="Segoe UI" w:cs="Segoe UI"/>
+          <w:kern w:val="0"/>
+          <w:sz w:val="21"/>
+          <w:szCs w:val="21"/>
+          <w:lang w:eastAsia="en-CA"/>
+          <w14:ligatures w14:val="none"/>
+        </w:rPr>
+      </w:pPr>
+      <w:r>
+        <w:rPr>
+          <w:rFonts w:ascii="Segoe UI" w:eastAsia="Times New Roman" w:hAnsi="Segoe UI" w:cs="Segoe UI"/>
+          <w:b/>
+          <w:bCs/>
+          <w:kern w:val="0"/>
+          <w:sz w:val="21"/>
+          <w:szCs w:val="21"/>
+          <w:lang w:eastAsia="en-CA"/>
+          <w14:ligatures w14:val="none"/>
+        </w:rPr>
+        <w:t>Literature Review</w:t>
+      </w:r>
+    </w:p>
+    <w:p>
+      <w:pPr>
+        <w:numPr>
+          <w:ilvl w:val="0"/>
+          <w:numId w:val="3"/>
+        </w:numPr>
+        <w:spacing w:before="100" w:beforeAutospacing="1" w:after="100" w:afterAutospacing="1" w:line="300" w:lineRule="atLeast"/>
+        <w:rPr>
+          <w:rFonts w:ascii="Segoe UI" w:eastAsia="Times New Roman" w:hAnsi="Segoe UI" w:cs="Segoe UI"/>
+          <w:kern w:val="0"/>
+          <w:sz w:val="21"/>
+          <w:szCs w:val="21"/>
+          <w:lang w:eastAsia="en-CA"/>
+          <w14:ligatures w14:val="none"/>
+        </w:rPr>
+      </w:pPr>
+      <w:r>
+        <w:rPr>
+          <w:rFonts w:ascii="Segoe UI" w:eastAsia="Times New Roman" w:hAnsi="Segoe UI" w:cs="Segoe UI"/>
+          <w:kern w:val="0"/>
+          <w:sz w:val="21"/>
+          <w:szCs w:val="21"/>
+          <w:lang w:eastAsia="en-CA"/>
+          <w14:ligatures w14:val="none"/>
+        </w:rPr>
+        <w:t>Analyzed existing agricultural supply</w:t>
+      </w:r>
+      <w:r>
+        <w:rPr>
+          <w:rFonts w:ascii="Segoe UI" w:eastAsia="Times New Roman" w:hAnsi="Segoe UI" w:cs="Segoe UI"/>
+          <w:kern w:val="0"/>
+          <w:sz w:val="21"/>
+          <w:szCs w:val="21"/>
+          <w:lang w:eastAsia="en-CA"/>
+          <w14:ligatures w14:val="none"/>
+        </w:rPr>
+        <w:noBreakHyphen/>
+        <w:t>chain and farm–vendor management systems</w:t>
+      </w:r>
+    </w:p>
+    <w:p>
+      <w:pPr>
+        <w:numPr>
+          <w:ilvl w:val="0"/>
+          <w:numId w:val="3"/>
+        </w:numPr>
+        <w:spacing w:before="100" w:beforeAutospacing="1" w:after="100" w:afterAutospacing="1" w:line="300" w:lineRule="atLeast"/>
+        <w:rPr>
+          <w:rFonts w:ascii="Segoe UI" w:eastAsia="Times New Roman" w:hAnsi="Segoe UI" w:cs="Segoe UI"/>
+          <w:kern w:val="0"/>
+          <w:sz w:val="21"/>
+          <w:szCs w:val="21"/>
+          <w:lang w:eastAsia="en-CA"/>
+          <w14:ligatures w14:val="none"/>
+        </w:rPr>
+      </w:pPr>
+      <w:r>
+        <w:rPr>
+          <w:rFonts w:ascii="Segoe UI" w:eastAsia="Times New Roman" w:hAnsi="Segoe UI" w:cs="Segoe UI"/>
+          <w:kern w:val="0"/>
+          <w:sz w:val="21"/>
+          <w:szCs w:val="21"/>
+          <w:lang w:eastAsia="en-CA"/>
+          <w14:ligatures w14:val="none"/>
+        </w:rPr>
+        <w:t>Identified gaps in demand forecasting, coordination, and decision support</w:t>
+      </w:r>
+    </w:p>
+    <w:p>
+      <w:pPr>
+        <w:spacing w:before="100" w:beforeAutospacing="1" w:after="100" w:afterAutospacing="1" w:line="300" w:lineRule="atLeast"/>
+        <w:rPr>
+          <w:rFonts w:ascii="Segoe UI" w:eastAsia="Times New Roman" w:hAnsi="Segoe UI" w:cs="Segoe UI"/>
+          <w:kern w:val="0"/>
+          <w:sz w:val="21"/>
+          <w:szCs w:val="21"/>
+          <w:lang w:eastAsia="en-CA"/>
+          <w14:ligatures w14:val="none"/>
+        </w:rPr>
+      </w:pPr>
+      <w:r>
+        <w:rPr>
+          <w:rFonts w:ascii="Segoe UI" w:eastAsia="Times New Roman" w:hAnsi="Segoe UI" w:cs="Segoe UI"/>
+          <w:b/>
+          <w:bCs/>
+          <w:kern w:val="0"/>
+          <w:sz w:val="21"/>
+          <w:szCs w:val="21"/>
+          <w:lang w:eastAsia="en-CA"/>
+          <w14:ligatures w14:val="none"/>
+        </w:rPr>
+        <w:t>Data</w:t>
+      </w:r>
+      <w:r>
+        <w:rPr>
+          <w:rFonts w:ascii="Segoe UI" w:eastAsia="Times New Roman" w:hAnsi="Segoe UI" w:cs="Segoe UI"/>
+          <w:b/>
+          <w:bCs/>
+          <w:kern w:val="0"/>
+          <w:sz w:val="21"/>
+          <w:szCs w:val="21"/>
+          <w:lang w:eastAsia="en-CA"/>
+          <w14:ligatures w14:val="none"/>
+        </w:rPr>
+        <w:noBreakHyphen/>
+        <w:t>Driven Approach</w:t>
+      </w:r>
+    </w:p>
+    <w:p>
+      <w:pPr>
+        <w:numPr>
+          <w:ilvl w:val="0"/>
+          <w:numId w:val="4"/>
+        </w:numPr>
+        <w:spacing w:before="100" w:beforeAutospacing="1" w:after="100" w:afterAutospacing="1" w:line="300" w:lineRule="atLeast"/>
+        <w:rPr>
+          <w:rFonts w:ascii="Segoe UI" w:eastAsia="Times New Roman" w:hAnsi="Segoe UI" w:cs="Segoe UI"/>
+          <w:kern w:val="0"/>
+          <w:sz w:val="21"/>
+          <w:szCs w:val="21"/>
+          <w:lang w:eastAsia="en-CA"/>
+          <w14:ligatures w14:val="none"/>
+        </w:rPr>
+      </w:pPr>
+      <w:r>
+        <w:rPr>
+          <w:rFonts w:ascii="Segoe UI" w:eastAsia="Times New Roman" w:hAnsi="Segoe UI" w:cs="Segoe UI"/>
+          <w:kern w:val="0"/>
+          <w:sz w:val="21"/>
+          <w:szCs w:val="21"/>
+          <w:lang w:eastAsia="en-CA"/>
+          <w14:ligatures w14:val="none"/>
+        </w:rPr>
+        <w:t>Used historical system data (</w:t>
+      </w:r>
+      <w:proofErr w:type="spellStart"/>
+      <w:r>
+        <w:rPr>
+          <w:rFonts w:ascii="Segoe UI" w:eastAsia="Times New Roman" w:hAnsi="Segoe UI" w:cs="Segoe UI"/>
+          <w:kern w:val="0"/>
+          <w:sz w:val="21"/>
+          <w:szCs w:val="21"/>
+          <w:lang w:eastAsia="en-CA"/>
+          <w14:ligatures w14:val="none"/>
+        </w:rPr>
+        <w:t>DemandRequest</w:t>
+      </w:r>
+      <w:proofErr w:type="spellEnd"/>
+      <w:r>
+        <w:rPr>
+          <w:rFonts w:ascii="Segoe UI" w:eastAsia="Times New Roman" w:hAnsi="Segoe UI" w:cs="Segoe UI"/>
+          <w:kern w:val="0"/>
+          <w:sz w:val="21"/>
+          <w:szCs w:val="21"/>
+          <w:lang w:eastAsia="en-CA"/>
+          <w14:ligatures w14:val="none"/>
+        </w:rPr>
+        <w:t xml:space="preserve">, Dispatch, </w:t>
+      </w:r>
+      <w:proofErr w:type="spellStart"/>
+      <w:r>
+        <w:rPr>
+          <w:rFonts w:ascii="Segoe UI" w:eastAsia="Times New Roman" w:hAnsi="Segoe UI" w:cs="Segoe UI"/>
+          <w:kern w:val="0"/>
+          <w:sz w:val="21"/>
+          <w:szCs w:val="21"/>
+          <w:lang w:eastAsia="en-CA"/>
+          <w14:ligatures w14:val="none"/>
+        </w:rPr>
+        <w:t>InventoryLot</w:t>
+      </w:r>
+      <w:proofErr w:type="spellEnd"/>
+      <w:r>
+        <w:rPr>
+          <w:rFonts w:ascii="Segoe UI" w:eastAsia="Times New Roman" w:hAnsi="Segoe UI" w:cs="Segoe UI"/>
+          <w:kern w:val="0"/>
+          <w:sz w:val="21"/>
+          <w:szCs w:val="21"/>
+          <w:lang w:eastAsia="en-CA"/>
+          <w14:ligatures w14:val="none"/>
+        </w:rPr>
+        <w:t>)</w:t>
+      </w:r>
+    </w:p>
+    <w:p>
+      <w:pPr>
+        <w:numPr>
+          <w:ilvl w:val="0"/>
+          <w:numId w:val="4"/>
+        </w:numPr>
+        <w:spacing w:before="100" w:beforeAutospacing="1" w:after="100" w:afterAutospacing="1" w:line="300" w:lineRule="atLeast"/>
+        <w:rPr>
+          <w:rFonts w:ascii="Segoe UI" w:eastAsia="Times New Roman" w:hAnsi="Segoe UI" w:cs="Segoe UI"/>
+          <w:kern w:val="0"/>
+          <w:sz w:val="21"/>
+          <w:szCs w:val="21"/>
+          <w:lang w:eastAsia="en-CA"/>
+          <w14:ligatures w14:val="none"/>
+        </w:rPr>
+      </w:pPr>
+      <w:r>
+        <w:rPr>
+          <w:rFonts w:ascii="Segoe UI" w:eastAsia="Times New Roman" w:hAnsi="Segoe UI" w:cs="Segoe UI"/>
+          <w:kern w:val="0"/>
+          <w:sz w:val="21"/>
+          <w:szCs w:val="21"/>
+          <w:lang w:eastAsia="en-CA"/>
+          <w14:ligatures w14:val="none"/>
+        </w:rPr>
+        <w:t>Generated synthetic time</w:t>
+      </w:r>
+      <w:r>
+        <w:rPr>
+          <w:rFonts w:ascii="Segoe UI" w:eastAsia="Times New Roman" w:hAnsi="Segoe UI" w:cs="Segoe UI"/>
+          <w:kern w:val="0"/>
+          <w:sz w:val="21"/>
+          <w:szCs w:val="21"/>
+          <w:lang w:eastAsia="en-CA"/>
+          <w14:ligatures w14:val="none"/>
+        </w:rPr>
+        <w:noBreakHyphen/>
+        <w:t>series data to support forecasting model training</w:t>
+      </w:r>
+    </w:p>
+    <w:p>
+      <w:pPr>
+        <w:spacing w:before="100" w:beforeAutospacing="1" w:after="100" w:afterAutospacing="1" w:line="300" w:lineRule="atLeast"/>
+        <w:rPr>
+          <w:rFonts w:ascii="Segoe UI" w:eastAsia="Times New Roman" w:hAnsi="Segoe UI" w:cs="Segoe UI"/>
+          <w:kern w:val="0"/>
+          <w:sz w:val="21"/>
+          <w:szCs w:val="21"/>
+          <w:lang w:eastAsia="en-CA"/>
+          <w14:ligatures w14:val="none"/>
+        </w:rPr>
+      </w:pPr>
+      <w:r>
+        <w:rPr>
+          <w:rFonts w:ascii="Segoe UI" w:eastAsia="Times New Roman" w:hAnsi="Segoe UI" w:cs="Segoe UI"/>
+          <w:b/>
+          <w:bCs/>
+          <w:kern w:val="0"/>
+          <w:sz w:val="21"/>
+          <w:szCs w:val="21"/>
+          <w:lang w:eastAsia="en-CA"/>
+          <w14:ligatures w14:val="none"/>
+        </w:rPr>
+        <w:t>Model Development &amp; Comparison</w:t>
+      </w:r>
+    </w:p>
+    <w:p>
+      <w:pPr>
+        <w:numPr>
+          <w:ilvl w:val="0"/>
+          <w:numId w:val="5"/>
+        </w:numPr>
+        <w:spacing w:before="100" w:beforeAutospacing="1" w:after="100" w:afterAutospacing="1" w:line="300" w:lineRule="atLeast"/>
+        <w:rPr>
+          <w:rFonts w:ascii="Segoe UI" w:eastAsia="Times New Roman" w:hAnsi="Segoe UI" w:cs="Segoe UI"/>
+          <w:kern w:val="0"/>
+          <w:sz w:val="21"/>
+          <w:szCs w:val="21"/>
+          <w:lang w:eastAsia="en-CA"/>
+          <w14:ligatures w14:val="none"/>
+        </w:rPr>
+      </w:pPr>
+      <w:r>
+        <w:rPr>
+          <w:rFonts w:ascii="Segoe UI" w:eastAsia="Times New Roman" w:hAnsi="Segoe UI" w:cs="Segoe UI"/>
+          <w:kern w:val="0"/>
+          <w:sz w:val="21"/>
+          <w:szCs w:val="21"/>
+          <w:lang w:eastAsia="en-CA"/>
+          <w14:ligatures w14:val="none"/>
+        </w:rPr>
+        <w:t>Implemented Moving Average as a baseline forecasting model</w:t>
+      </w:r>
+    </w:p>
+    <w:p>
+      <w:pPr>
+        <w:numPr>
+          <w:ilvl w:val="0"/>
+          <w:numId w:val="5"/>
+        </w:numPr>
+        <w:spacing w:before="100" w:beforeAutospacing="1" w:after="100" w:afterAutospacing="1" w:line="300" w:lineRule="atLeast"/>
+        <w:rPr>
+          <w:rFonts w:ascii="Segoe UI" w:eastAsia="Times New Roman" w:hAnsi="Segoe UI" w:cs="Segoe UI"/>
+          <w:kern w:val="0"/>
+          <w:sz w:val="21"/>
+          <w:szCs w:val="21"/>
+          <w:lang w:eastAsia="en-CA"/>
+          <w14:ligatures w14:val="none"/>
+        </w:rPr>
+      </w:pPr>
+      <w:r>
+        <w:rPr>
+          <w:rFonts w:ascii="Segoe UI" w:eastAsia="Times New Roman" w:hAnsi="Segoe UI" w:cs="Segoe UI"/>
+          <w:kern w:val="0"/>
+          <w:sz w:val="21"/>
+          <w:szCs w:val="21"/>
+          <w:lang w:eastAsia="en-CA"/>
+          <w14:ligatures w14:val="none"/>
+        </w:rPr>
+        <w:t>Implemented ML.NET SSA as an advanced time</w:t>
+      </w:r>
+      <w:r>
+        <w:rPr>
+          <w:rFonts w:ascii="Segoe UI" w:eastAsia="Times New Roman" w:hAnsi="Segoe UI" w:cs="Segoe UI"/>
+          <w:kern w:val="0"/>
+          <w:sz w:val="21"/>
+          <w:szCs w:val="21"/>
+          <w:lang w:eastAsia="en-CA"/>
+          <w14:ligatures w14:val="none"/>
+        </w:rPr>
+        <w:noBreakHyphen/>
+        <w:t>series forecasting model</w:t>
+      </w:r>
+    </w:p>
+    <w:p>
+      <w:pPr>
+        <w:numPr>
+          <w:ilvl w:val="0"/>
+          <w:numId w:val="5"/>
+        </w:numPr>
+        <w:spacing w:before="100" w:beforeAutospacing="1" w:after="100" w:afterAutospacing="1" w:line="300" w:lineRule="atLeast"/>
+        <w:rPr>
+          <w:rFonts w:ascii="Segoe UI" w:eastAsia="Times New Roman" w:hAnsi="Segoe UI" w:cs="Segoe UI"/>
+          <w:kern w:val="0"/>
+          <w:sz w:val="21"/>
+          <w:szCs w:val="21"/>
+          <w:lang w:eastAsia="en-CA"/>
+          <w14:ligatures w14:val="none"/>
+        </w:rPr>
+      </w:pPr>
+      <w:r>
+        <w:rPr>
+          <w:rFonts w:ascii="Segoe UI" w:eastAsia="Times New Roman" w:hAnsi="Segoe UI" w:cs="Segoe UI"/>
+          <w:kern w:val="0"/>
+          <w:sz w:val="21"/>
+          <w:szCs w:val="21"/>
+          <w:lang w:eastAsia="en-CA"/>
+          <w14:ligatures w14:val="none"/>
+        </w:rPr>
+        <w:t>Compared forecasting accuracy and behavior across both models</w:t>
+      </w:r>
+    </w:p>
+    <w:p>
+      <w:pPr>
+        <w:spacing w:before="100" w:beforeAutospacing="1" w:after="100" w:afterAutospacing="1" w:line="300" w:lineRule="atLeast"/>
+        <w:rPr>
+          <w:rFonts w:ascii="Segoe UI" w:eastAsia="Times New Roman" w:hAnsi="Segoe UI" w:cs="Segoe UI"/>
+          <w:kern w:val="0"/>
+          <w:sz w:val="21"/>
+          <w:szCs w:val="21"/>
+          <w:lang w:eastAsia="en-CA"/>
+          <w14:ligatures w14:val="none"/>
+        </w:rPr>
+      </w:pPr>
+      <w:r>
+        <w:rPr>
+          <w:rFonts w:ascii="Segoe UI" w:eastAsia="Times New Roman" w:hAnsi="Segoe UI" w:cs="Segoe UI"/>
+          <w:b/>
+          <w:bCs/>
+          <w:kern w:val="0"/>
+          <w:sz w:val="21"/>
+          <w:szCs w:val="21"/>
+          <w:lang w:eastAsia="en-CA"/>
+          <w14:ligatures w14:val="none"/>
+        </w:rPr>
+        <w:t>System Design &amp; Development</w:t>
+      </w:r>
+    </w:p>
+    <w:p>
+      <w:pPr>
+        <w:numPr>
+          <w:ilvl w:val="0"/>
+          <w:numId w:val="6"/>
+        </w:numPr>
+        <w:spacing w:before="100" w:beforeAutospacing="1" w:after="100" w:afterAutospacing="1" w:line="300" w:lineRule="atLeast"/>
+        <w:rPr>
+          <w:rFonts w:ascii="Segoe UI" w:eastAsia="Times New Roman" w:hAnsi="Segoe UI" w:cs="Segoe UI"/>
+          <w:kern w:val="0"/>
+          <w:sz w:val="21"/>
+          <w:szCs w:val="21"/>
+          <w:lang w:eastAsia="en-CA"/>
+          <w14:ligatures w14:val="none"/>
+        </w:rPr>
+      </w:pPr>
+      <w:r>
+        <w:rPr>
+          <w:rFonts w:ascii="Segoe UI" w:eastAsia="Times New Roman" w:hAnsi="Segoe UI" w:cs="Segoe UI"/>
+          <w:kern w:val="0"/>
+          <w:sz w:val="21"/>
+          <w:szCs w:val="21"/>
+          <w:lang w:eastAsia="en-CA"/>
+          <w14:ligatures w14:val="none"/>
+        </w:rPr>
+        <w:lastRenderedPageBreak/>
+        <w:t>Full</w:t>
+      </w:r>
+      <w:r>
+        <w:rPr>
+          <w:rFonts w:ascii="Segoe UI" w:eastAsia="Times New Roman" w:hAnsi="Segoe UI" w:cs="Segoe UI"/>
+          <w:kern w:val="0"/>
+          <w:sz w:val="21"/>
+          <w:szCs w:val="21"/>
+          <w:lang w:eastAsia="en-CA"/>
+          <w14:ligatures w14:val="none"/>
+        </w:rPr>
+        <w:noBreakHyphen/>
+        <w:t>stack system development using React and ASP.NET Core</w:t>
+      </w:r>
+    </w:p>
+    <w:p>
+      <w:pPr>
+        <w:numPr>
+          <w:ilvl w:val="0"/>
+          <w:numId w:val="6"/>
+        </w:numPr>
+        <w:spacing w:before="100" w:beforeAutospacing="1" w:after="100" w:afterAutospacing="1" w:line="300" w:lineRule="atLeast"/>
+        <w:rPr>
+          <w:rFonts w:ascii="Segoe UI" w:eastAsia="Times New Roman" w:hAnsi="Segoe UI" w:cs="Segoe UI"/>
+          <w:kern w:val="0"/>
+          <w:sz w:val="21"/>
+          <w:szCs w:val="21"/>
+          <w:lang w:eastAsia="en-CA"/>
+          <w14:ligatures w14:val="none"/>
+        </w:rPr>
+      </w:pPr>
+      <w:r>
+        <w:rPr>
+          <w:rFonts w:ascii="Segoe UI" w:eastAsia="Times New Roman" w:hAnsi="Segoe UI" w:cs="Segoe UI"/>
+          <w:kern w:val="0"/>
+          <w:sz w:val="21"/>
+          <w:szCs w:val="21"/>
+          <w:lang w:eastAsia="en-CA"/>
+          <w14:ligatures w14:val="none"/>
+        </w:rPr>
+        <w:t>Designed RESTful APIs for data integration and analytics</w:t>
+      </w:r>
+    </w:p>
+    <w:p>
+      <w:pPr>
+        <w:numPr>
+          <w:ilvl w:val="0"/>
+          <w:numId w:val="6"/>
+        </w:numPr>
+        <w:spacing w:before="100" w:beforeAutospacing="1" w:after="100" w:afterAutospacing="1" w:line="300" w:lineRule="atLeast"/>
+        <w:rPr>
+          <w:rFonts w:ascii="Segoe UI" w:eastAsia="Times New Roman" w:hAnsi="Segoe UI" w:cs="Segoe UI"/>
+          <w:kern w:val="0"/>
+          <w:sz w:val="21"/>
+          <w:szCs w:val="21"/>
+          <w:lang w:eastAsia="en-CA"/>
+          <w14:ligatures w14:val="none"/>
+        </w:rPr>
+      </w:pPr>
+      <w:r>
+        <w:rPr>
+          <w:rFonts w:ascii="Segoe UI" w:eastAsia="Times New Roman" w:hAnsi="Segoe UI" w:cs="Segoe UI"/>
+          <w:kern w:val="0"/>
+          <w:sz w:val="21"/>
+          <w:szCs w:val="21"/>
+          <w:lang w:eastAsia="en-CA"/>
+          <w14:ligatures w14:val="none"/>
+        </w:rPr>
+        <w:t>Implemented real</w:t>
+      </w:r>
+      <w:r>
+        <w:rPr>
+          <w:rFonts w:ascii="Segoe UI" w:eastAsia="Times New Roman" w:hAnsi="Segoe UI" w:cs="Segoe UI"/>
+          <w:kern w:val="0"/>
+          <w:sz w:val="21"/>
+          <w:szCs w:val="21"/>
+          <w:lang w:eastAsia="en-CA"/>
+          <w14:ligatures w14:val="none"/>
+        </w:rPr>
+        <w:noBreakHyphen/>
+        <w:t xml:space="preserve">time communication using </w:t>
+      </w:r>
+      <w:proofErr w:type="spellStart"/>
+      <w:r>
+        <w:rPr>
+          <w:rFonts w:ascii="Segoe UI" w:eastAsia="Times New Roman" w:hAnsi="Segoe UI" w:cs="Segoe UI"/>
+          <w:kern w:val="0"/>
+          <w:sz w:val="21"/>
+          <w:szCs w:val="21"/>
+          <w:lang w:eastAsia="en-CA"/>
+          <w14:ligatures w14:val="none"/>
+        </w:rPr>
+        <w:t>SignalR</w:t>
+      </w:r>
+      <w:proofErr w:type="spellEnd"/>
+    </w:p>
+    <w:p>
+      <w:pPr>
+        <w:spacing w:before="100" w:beforeAutospacing="1" w:after="100" w:afterAutospacing="1" w:line="300" w:lineRule="atLeast"/>
+        <w:rPr>
+          <w:rFonts w:ascii="Segoe UI" w:eastAsia="Times New Roman" w:hAnsi="Segoe UI" w:cs="Segoe UI"/>
+          <w:kern w:val="0"/>
+          <w:sz w:val="21"/>
+          <w:szCs w:val="21"/>
+          <w:lang w:eastAsia="en-CA"/>
+          <w14:ligatures w14:val="none"/>
+        </w:rPr>
+      </w:pPr>
+      <w:r>
+        <w:rPr>
+          <w:rFonts w:ascii="Segoe UI" w:eastAsia="Times New Roman" w:hAnsi="Segoe UI" w:cs="Segoe UI"/>
+          <w:b/>
+          <w:bCs/>
+          <w:kern w:val="0"/>
+          <w:sz w:val="21"/>
+          <w:szCs w:val="21"/>
+          <w:lang w:eastAsia="en-CA"/>
+          <w14:ligatures w14:val="none"/>
+        </w:rPr>
+        <w:t>Evaluation &amp; Testing</w:t>
+      </w:r>
+    </w:p>
+    <w:p>
+      <w:pPr>
+        <w:numPr>
+          <w:ilvl w:val="0"/>
+          <w:numId w:val="7"/>
+        </w:numPr>
+        <w:spacing w:before="100" w:beforeAutospacing="1" w:after="100" w:afterAutospacing="1" w:line="300" w:lineRule="atLeast"/>
+        <w:rPr>
+          <w:rFonts w:ascii="Segoe UI" w:eastAsia="Times New Roman" w:hAnsi="Segoe UI" w:cs="Segoe UI"/>
+          <w:kern w:val="0"/>
+          <w:sz w:val="21"/>
+          <w:szCs w:val="21"/>
+          <w:lang w:eastAsia="en-CA"/>
+          <w14:ligatures w14:val="none"/>
+        </w:rPr>
+      </w:pPr>
+      <w:r>
+        <w:rPr>
+          <w:rFonts w:ascii="Segoe UI" w:eastAsia="Times New Roman" w:hAnsi="Segoe UI" w:cs="Segoe UI"/>
+          <w:kern w:val="0"/>
+          <w:sz w:val="21"/>
+          <w:szCs w:val="21"/>
+          <w:lang w:eastAsia="en-CA"/>
+          <w14:ligatures w14:val="none"/>
+        </w:rPr>
+        <w:t>Validated forecasts using historical demand patterns</w:t>
+      </w:r>
+    </w:p>
+    <w:p>
+      <w:pPr>
+        <w:numPr>
+          <w:ilvl w:val="0"/>
+          <w:numId w:val="7"/>
+        </w:numPr>
+        <w:spacing w:before="100" w:beforeAutospacing="1" w:after="100" w:afterAutospacing="1" w:line="300" w:lineRule="atLeast"/>
+        <w:rPr>
+          <w:rFonts w:ascii="Segoe UI" w:eastAsia="Times New Roman" w:hAnsi="Segoe UI" w:cs="Segoe UI"/>
+          <w:kern w:val="0"/>
+          <w:sz w:val="21"/>
+          <w:szCs w:val="21"/>
+          <w:lang w:eastAsia="en-CA"/>
+          <w14:ligatures w14:val="none"/>
+        </w:rPr>
+      </w:pPr>
+      <w:r>
+        <w:rPr>
+          <w:rFonts w:ascii="Segoe UI" w:eastAsia="Times New Roman" w:hAnsi="Segoe UI" w:cs="Segoe UI"/>
+          <w:kern w:val="0"/>
+          <w:sz w:val="21"/>
+          <w:szCs w:val="21"/>
+          <w:lang w:eastAsia="en-CA"/>
+          <w14:ligatures w14:val="none"/>
+        </w:rPr>
+        <w:t>Conducted functional testing of key modules (inventory, dispatch, forecasting)</w:t>
+      </w:r>
+    </w:p>
+    <w:p>
+      <w:pPr>
+        <w:numPr>
+          <w:ilvl w:val="0"/>
+          <w:numId w:val="7"/>
+        </w:numPr>
+        <w:spacing w:before="100" w:beforeAutospacing="1" w:after="100" w:afterAutospacing="1" w:line="300" w:lineRule="atLeast"/>
+        <w:rPr>
+          <w:rFonts w:ascii="Segoe UI" w:eastAsia="Times New Roman" w:hAnsi="Segoe UI" w:cs="Segoe UI"/>
+          <w:kern w:val="0"/>
+          <w:sz w:val="21"/>
+          <w:szCs w:val="21"/>
+          <w:lang w:eastAsia="en-CA"/>
+          <w14:ligatures w14:val="none"/>
+        </w:rPr>
+      </w:pPr>
+      <w:r>
+        <w:rPr>
+          <w:rFonts w:ascii="Segoe UI" w:eastAsia="Times New Roman" w:hAnsi="Segoe UI" w:cs="Segoe UI"/>
+          <w:kern w:val="0"/>
+          <w:sz w:val="21"/>
+          <w:szCs w:val="21"/>
+          <w:lang w:eastAsia="en-CA"/>
+          <w14:ligatures w14:val="none"/>
+        </w:rPr>
+        <w:t>Performed UI testing to ensure usability and performance</w:t>
+      </w:r>
+    </w:p>
+    <w:p>
+      <w:pPr>
+        <w:spacing w:before="100" w:beforeAutospacing="1" w:after="100" w:afterAutospacing="1" w:line="300" w:lineRule="atLeast"/>
+        <w:rPr>
+          <w:rFonts w:ascii="Segoe UI" w:eastAsia="Times New Roman" w:hAnsi="Segoe UI" w:cs="Segoe UI"/>
+          <w:kern w:val="0"/>
+          <w:sz w:val="21"/>
+          <w:szCs w:val="21"/>
+          <w:lang w:eastAsia="en-CA"/>
+          <w14:ligatures w14:val="none"/>
+        </w:rPr>
+      </w:pPr>
+    </w:p>
+    <w:p>
+      <w:pPr>
+        <w:spacing w:after="0" w:line="300" w:lineRule="atLeast"/>
+        <w:ind w:left="360"/>
+        <w:rPr>
+          <w:rFonts w:ascii="Segoe UI" w:eastAsia="Times New Roman" w:hAnsi="Segoe UI" w:cs="Segoe UI"/>
+          <w:kern w:val="0"/>
+          <w:sz w:val="21"/>
+          <w:szCs w:val="21"/>
+          <w:lang w:eastAsia="en-CA"/>
+          <w14:ligatures w14:val="none"/>
+        </w:rPr>
+      </w:pPr>
+      <w:r>
+        <w:rPr>
+          <w:rFonts w:ascii="Segoe UI" w:eastAsia="Times New Roman" w:hAnsi="Segoe UI" w:cs="Segoe UI"/>
+          <w:kern w:val="0"/>
+          <w:sz w:val="21"/>
+          <w:szCs w:val="21"/>
+          <w:lang w:eastAsia="en-CA"/>
+          <w14:ligatures w14:val="none"/>
+        </w:rPr>
+        <w:t>Literature review of agricultural supply</w:t>
+      </w:r>
+      <w:r>
+        <w:rPr>
+          <w:rFonts w:ascii="Segoe UI" w:eastAsia="Times New Roman" w:hAnsi="Segoe UI" w:cs="Segoe UI"/>
+          <w:kern w:val="0"/>
+          <w:sz w:val="21"/>
+          <w:szCs w:val="21"/>
+          <w:lang w:eastAsia="en-CA"/>
+          <w14:ligatures w14:val="none"/>
+        </w:rPr>
+        <w:noBreakHyphen/>
+        <w:t xml:space="preserve">chain systems </w:t>
+      </w:r>
+    </w:p>
+    <w:p>
+      <w:pPr>
+        <w:spacing w:after="0" w:line="300" w:lineRule="atLeast"/>
+        <w:ind w:left="360"/>
+        <w:rPr>
+          <w:rFonts w:ascii="Segoe UI" w:eastAsia="Times New Roman" w:hAnsi="Segoe UI" w:cs="Segoe UI"/>
+          <w:kern w:val="0"/>
+          <w:sz w:val="21"/>
+          <w:szCs w:val="21"/>
+          <w:lang w:eastAsia="en-CA"/>
+          <w14:ligatures w14:val="none"/>
+        </w:rPr>
+      </w:pPr>
+      <w:r>
+        <w:rPr>
+          <w:rFonts w:ascii="Segoe UI" w:eastAsia="Times New Roman" w:hAnsi="Segoe UI" w:cs="Segoe UI"/>
+          <w:kern w:val="0"/>
+          <w:sz w:val="21"/>
+          <w:szCs w:val="21"/>
+          <w:lang w:eastAsia="en-CA"/>
+          <w14:ligatures w14:val="none"/>
+        </w:rPr>
+        <w:t>Data</w:t>
+      </w:r>
+      <w:r>
+        <w:rPr>
+          <w:rFonts w:ascii="Segoe UI" w:eastAsia="Times New Roman" w:hAnsi="Segoe UI" w:cs="Segoe UI"/>
+          <w:kern w:val="0"/>
+          <w:sz w:val="21"/>
+          <w:szCs w:val="21"/>
+          <w:lang w:eastAsia="en-CA"/>
+          <w14:ligatures w14:val="none"/>
+        </w:rPr>
+        <w:noBreakHyphen/>
+        <w:t xml:space="preserve">driven analysis using historical and synthetic demand data </w:t>
+      </w:r>
+    </w:p>
+    <w:p>
+      <w:pPr>
+        <w:spacing w:after="0" w:line="300" w:lineRule="atLeast"/>
+        <w:ind w:left="360"/>
+        <w:rPr>
+          <w:rFonts w:ascii="Segoe UI" w:eastAsia="Times New Roman" w:hAnsi="Segoe UI" w:cs="Segoe UI"/>
+          <w:kern w:val="0"/>
+          <w:sz w:val="21"/>
+          <w:szCs w:val="21"/>
+          <w:lang w:eastAsia="en-CA"/>
+          <w14:ligatures w14:val="none"/>
+        </w:rPr>
+      </w:pPr>
+      <w:r>
+        <w:rPr>
+          <w:rFonts w:ascii="Segoe UI" w:eastAsia="Times New Roman" w:hAnsi="Segoe UI" w:cs="Segoe UI"/>
+          <w:kern w:val="0"/>
+          <w:sz w:val="21"/>
+          <w:szCs w:val="21"/>
+          <w:lang w:eastAsia="en-CA"/>
+          <w14:ligatures w14:val="none"/>
+        </w:rPr>
+        <w:t xml:space="preserve">Forecasting model comparison (Moving Average vs. ML.NET SSA) </w:t>
+      </w:r>
+    </w:p>
+    <w:p>
+      <w:pPr>
+        <w:spacing w:after="0" w:line="300" w:lineRule="atLeast"/>
+        <w:ind w:left="360"/>
+        <w:rPr>
+          <w:rFonts w:ascii="Segoe UI" w:eastAsia="Times New Roman" w:hAnsi="Segoe UI" w:cs="Segoe UI"/>
+          <w:kern w:val="0"/>
+          <w:sz w:val="21"/>
+          <w:szCs w:val="21"/>
+          <w:lang w:eastAsia="en-CA"/>
+          <w14:ligatures w14:val="none"/>
+        </w:rPr>
+      </w:pPr>
+      <w:r>
+        <w:rPr>
+          <w:rFonts w:ascii="Segoe UI" w:eastAsia="Times New Roman" w:hAnsi="Segoe UI" w:cs="Segoe UI"/>
+          <w:kern w:val="0"/>
+          <w:sz w:val="21"/>
+          <w:szCs w:val="21"/>
+          <w:lang w:eastAsia="en-CA"/>
+          <w14:ligatures w14:val="none"/>
+        </w:rPr>
+        <w:t>Full</w:t>
+      </w:r>
+      <w:r>
+        <w:rPr>
+          <w:rFonts w:ascii="Segoe UI" w:eastAsia="Times New Roman" w:hAnsi="Segoe UI" w:cs="Segoe UI"/>
+          <w:kern w:val="0"/>
+          <w:sz w:val="21"/>
+          <w:szCs w:val="21"/>
+          <w:lang w:eastAsia="en-CA"/>
+          <w14:ligatures w14:val="none"/>
+        </w:rPr>
+        <w:noBreakHyphen/>
+        <w:t>stack system design with real</w:t>
+      </w:r>
+      <w:r>
+        <w:rPr>
+          <w:rFonts w:ascii="Segoe UI" w:eastAsia="Times New Roman" w:hAnsi="Segoe UI" w:cs="Segoe UI"/>
+          <w:kern w:val="0"/>
+          <w:sz w:val="21"/>
+          <w:szCs w:val="21"/>
+          <w:lang w:eastAsia="en-CA"/>
+          <w14:ligatures w14:val="none"/>
+        </w:rPr>
+        <w:noBreakHyphen/>
+        <w:t xml:space="preserve">time integration </w:t>
+      </w:r>
+    </w:p>
+    <w:p>
+      <w:pPr>
+        <w:spacing w:after="0" w:line="300" w:lineRule="atLeast"/>
+        <w:ind w:left="360"/>
+        <w:rPr>
+          <w:rFonts w:ascii="Segoe UI" w:eastAsia="Times New Roman" w:hAnsi="Segoe UI" w:cs="Segoe UI"/>
+          <w:kern w:val="0"/>
+          <w:sz w:val="21"/>
+          <w:szCs w:val="21"/>
+          <w:lang w:eastAsia="en-CA"/>
+          <w14:ligatures w14:val="none"/>
+        </w:rPr>
+      </w:pPr>
+      <w:r>
+        <w:rPr>
+          <w:rFonts w:ascii="Segoe UI" w:eastAsia="Times New Roman" w:hAnsi="Segoe UI" w:cs="Segoe UI"/>
+          <w:kern w:val="0"/>
+          <w:sz w:val="21"/>
+          <w:szCs w:val="21"/>
+          <w:lang w:eastAsia="en-CA"/>
+          <w14:ligatures w14:val="none"/>
+        </w:rPr>
+        <w:t>Scenario</w:t>
+      </w:r>
+      <w:r>
+        <w:rPr>
+          <w:rFonts w:ascii="Segoe UI" w:eastAsia="Times New Roman" w:hAnsi="Segoe UI" w:cs="Segoe UI"/>
+          <w:kern w:val="0"/>
+          <w:sz w:val="21"/>
+          <w:szCs w:val="21"/>
+          <w:lang w:eastAsia="en-CA"/>
+          <w14:ligatures w14:val="none"/>
+        </w:rPr>
+        <w:noBreakHyphen/>
+        <w:t>based evaluation and usability testing</w:t>
+      </w:r>
+    </w:p>
+    <w:p>
+      <w:pPr>
         <w:rPr>
           <w:lang w:val="fr-CA"/>
         </w:rPr>
       </w:pPr>
+    </w:p>
+    <w:p>
+      <w:pPr>
+        <w:ind w:left="360"/>
+      </w:pPr>
+      <w:r>
+        <w:t>Transitioned from manual coordination to data</w:t>
+      </w:r>
+      <w:r>
+        <w:noBreakHyphen/>
+        <w:t xml:space="preserve">driven decisions </w:t>
+      </w:r>
+    </w:p>
+    <w:p>
+      <w:pPr>
+        <w:ind w:left="360"/>
+      </w:pPr>
+      <w:r>
+        <w:t xml:space="preserve">Introduced forecasting and intelligent recommendations </w:t>
+      </w:r>
+    </w:p>
+    <w:p>
+      <w:pPr>
+        <w:ind w:left="360"/>
+      </w:pPr>
+      <w:r>
+        <w:t>Enabled real</w:t>
+      </w:r>
+      <w:r>
+        <w:noBreakHyphen/>
+        <w:t>time collaboration between farmers and vendors</w:t>
+      </w:r>
+    </w:p>
+    <w:p>
+      <w:pPr>
+        <w:ind w:firstLine="720"/>
+        <w:rPr>
+          <w:lang w:val="fr-CA"/>
+        </w:rPr>
+      </w:pPr>
+    </w:p>
+    <w:p>
+      <w:pPr>
+        <w:rPr>
+          <w:lang w:val="fr-CA"/>
+        </w:rPr>
+      </w:pPr>
+    </w:p>
+    <w:p>
+      <w:pPr>
+        <w:rPr>
+          <w:b/>
+          <w:bCs/>
+        </w:rPr>
+      </w:pPr>
+      <w:r>
+        <w:rPr>
+          <w:b/>
+          <w:bCs/>
+        </w:rPr>
+        <w:t>Research Novelty</w:t>
+      </w:r>
+    </w:p>
+    <w:p>
+      <w:pPr>
+        <w:numPr>
+          <w:ilvl w:val="0"/>
+          <w:numId w:val="9"/>
+        </w:numPr>
+      </w:pPr>
+      <w:r>
+        <w:rPr>
+          <w:b/>
+          <w:bCs/>
+        </w:rPr>
+        <w:t>Forecast</w:t>
+      </w:r>
+      <w:r>
+        <w:rPr>
+          <w:b/>
+          <w:bCs/>
+        </w:rPr>
+        <w:noBreakHyphen/>
+        <w:t>Driven Decision Support</w:t>
+      </w:r>
+      <w:r>
+        <w:br/>
+        <w:t>Integrated demand forecasting directly into dispatch planning and vendor selection rather than treating forecasting as a standalone analytics task.</w:t>
+      </w:r>
+    </w:p>
+    <w:p>
+      <w:pPr>
+        <w:numPr>
+          <w:ilvl w:val="0"/>
+          <w:numId w:val="9"/>
+        </w:numPr>
+      </w:pPr>
+      <w:r>
+        <w:rPr>
+          <w:b/>
+          <w:bCs/>
+        </w:rPr>
+        <w:t>Cold</w:t>
+      </w:r>
+      <w:r>
+        <w:rPr>
+          <w:b/>
+          <w:bCs/>
+        </w:rPr>
+        <w:noBreakHyphen/>
+        <w:t>Start</w:t>
+      </w:r>
+      <w:r>
+        <w:rPr>
+          <w:b/>
+          <w:bCs/>
+        </w:rPr>
+        <w:noBreakHyphen/>
+        <w:t>Aware Forecasting Approach</w:t>
+      </w:r>
+      <w:r>
+        <w:br/>
+        <w:t>Demonstrated how simulated and incrementally collected data can support early</w:t>
+      </w:r>
+      <w:r>
+        <w:noBreakHyphen/>
+        <w:t>stage forecasting when large historical datasets are unavailable.</w:t>
+      </w:r>
+    </w:p>
+    <w:p>
+      <w:pPr>
+        <w:numPr>
+          <w:ilvl w:val="0"/>
+          <w:numId w:val="9"/>
+        </w:numPr>
+      </w:pPr>
+      <w:r>
+        <w:rPr>
+          <w:b/>
+          <w:bCs/>
+        </w:rPr>
+        <w:t>Comparative Forecasting Research</w:t>
+      </w:r>
+      <w:r>
+        <w:br/>
+        <w:t>Implemented and evaluated both Moving Average and ML.NET SSA models to study forecasting behavior and impact on decision</w:t>
+      </w:r>
+      <w:r>
+        <w:noBreakHyphen/>
+        <w:t>making.</w:t>
+      </w:r>
+    </w:p>
+    <w:p>
+      <w:pPr>
+        <w:numPr>
+          <w:ilvl w:val="0"/>
+          <w:numId w:val="9"/>
+        </w:numPr>
+      </w:pPr>
+      <w:r>
+        <w:rPr>
+          <w:b/>
+          <w:bCs/>
+        </w:rPr>
+        <w:lastRenderedPageBreak/>
+        <w:t>Multi</w:t>
+      </w:r>
+      <w:r>
+        <w:rPr>
+          <w:b/>
+          <w:bCs/>
+        </w:rPr>
+        <w:noBreakHyphen/>
+        <w:t>Factor Vendor Recommendation</w:t>
+      </w:r>
+      <w:r>
+        <w:br/>
+        <w:t>Designed a recommendation model that combines forecasted demand, inventory availability, geographical distance, and historical relationships.</w:t>
+      </w:r>
+    </w:p>
+    <w:p>
+      <w:pPr>
+        <w:numPr>
+          <w:ilvl w:val="0"/>
+          <w:numId w:val="9"/>
+        </w:numPr>
+      </w:pPr>
+      <w:r>
+        <w:rPr>
+          <w:b/>
+          <w:bCs/>
+        </w:rPr>
+        <w:t>Human</w:t>
+      </w:r>
+      <w:r>
+        <w:rPr>
+          <w:b/>
+          <w:bCs/>
+        </w:rPr>
+        <w:noBreakHyphen/>
+        <w:t>in</w:t>
+      </w:r>
+      <w:r>
+        <w:rPr>
+          <w:b/>
+          <w:bCs/>
+        </w:rPr>
+        <w:noBreakHyphen/>
+        <w:t>the</w:t>
+      </w:r>
+      <w:r>
+        <w:rPr>
+          <w:b/>
+          <w:bCs/>
+        </w:rPr>
+        <w:noBreakHyphen/>
+        <w:t>Loop System Design</w:t>
+      </w:r>
+      <w:r>
+        <w:br/>
+        <w:t>Emphasized interpretability and user control by supporting recommendations rather than full automation, aligning with real agricultural decision practices.</w:t>
+      </w:r>
+    </w:p>
+    <w:p>
+      <w:pPr>
+        <w:pStyle w:val="Heading2"/>
+        <w:rPr>
+          <w:lang w:val="fr-CA"/>
+        </w:rPr>
+      </w:pPr>
+      <w:proofErr w:type="spellStart"/>
+      <w:r>
+        <w:rPr>
+          <w:lang w:val="fr-CA"/>
+        </w:rPr>
+        <w:t>Teckstack</w:t>
+      </w:r>
+      <w:proofErr w:type="spellEnd"/>
+    </w:p>
+    <w:p>
+      <w:pPr>
+        <w:pStyle w:val="ListParagraph"/>
+        <w:numPr>
+          <w:ilvl w:val="0"/>
+          <w:numId w:val="11"/>
+        </w:numPr>
+      </w:pPr>
+      <w:r>
+        <w:rPr>
+          <w:b/>
+          <w:bCs/>
+        </w:rPr>
+        <w:t>Frontend (User Interface)</w:t>
+      </w:r>
+      <w:r>
+        <w:br/>
+        <w:t>React (</w:t>
+      </w:r>
+      <w:proofErr w:type="spellStart"/>
+      <w:r>
+        <w:t>Vite</w:t>
+      </w:r>
+      <w:proofErr w:type="spellEnd"/>
+      <w:r>
+        <w:t>), custom CSS dashboard styling, JWT handling (</w:t>
+      </w:r>
+      <w:proofErr w:type="spellStart"/>
+      <w:r>
+        <w:t>localStorage</w:t>
+      </w:r>
+      <w:proofErr w:type="spellEnd"/>
+      <w:r>
+        <w:t xml:space="preserve">), chart visualization </w:t>
+      </w:r>
+    </w:p>
+    <w:p>
+      <w:pPr>
+        <w:pStyle w:val="ListParagraph"/>
+        <w:numPr>
+          <w:ilvl w:val="0"/>
+          <w:numId w:val="11"/>
+        </w:numPr>
+      </w:pPr>
+      <w:r>
+        <w:rPr>
+          <w:b/>
+          <w:bCs/>
+        </w:rPr>
+        <w:t>Backend (Server &amp; APIs)</w:t>
+      </w:r>
+      <w:r>
+        <w:br/>
+        <w:t xml:space="preserve">ASP.NET Core (.NET 8), RESTful APIs, ASP.NET Identity + JWT, </w:t>
+      </w:r>
+      <w:proofErr w:type="spellStart"/>
+      <w:r>
+        <w:t>SignalR</w:t>
+      </w:r>
+      <w:proofErr w:type="spellEnd"/>
+      <w:r>
+        <w:t xml:space="preserve"> </w:t>
+      </w:r>
+    </w:p>
+    <w:p>
+      <w:pPr>
+        <w:pStyle w:val="ListParagraph"/>
+        <w:numPr>
+          <w:ilvl w:val="0"/>
+          <w:numId w:val="11"/>
+        </w:numPr>
+      </w:pPr>
+      <w:r>
+        <w:rPr>
+          <w:b/>
+          <w:bCs/>
+        </w:rPr>
+        <w:t>Database Layer</w:t>
+      </w:r>
+      <w:r>
+        <w:br/>
+        <w:t>SQL Server (</w:t>
+      </w:r>
+      <w:proofErr w:type="spellStart"/>
+      <w:r>
+        <w:t>LocalDB</w:t>
+      </w:r>
+      <w:proofErr w:type="spellEnd"/>
+      <w:r>
+        <w:t xml:space="preserve">), Entity Framework Core, core tables (Users, </w:t>
+      </w:r>
+      <w:proofErr w:type="spellStart"/>
+      <w:r>
+        <w:t>DemandRequest</w:t>
+      </w:r>
+      <w:proofErr w:type="spellEnd"/>
+      <w:r>
+        <w:t xml:space="preserve">, </w:t>
+      </w:r>
+      <w:proofErr w:type="spellStart"/>
+      <w:r>
+        <w:t>InventoryLot</w:t>
+      </w:r>
+      <w:proofErr w:type="spellEnd"/>
+      <w:r>
+        <w:t xml:space="preserve">, </w:t>
+      </w:r>
+      <w:proofErr w:type="spellStart"/>
+      <w:r>
+        <w:t>DemandForecast</w:t>
+      </w:r>
+      <w:proofErr w:type="spellEnd"/>
+      <w:r>
+        <w:t xml:space="preserve">, Dispatch) </w:t>
+      </w:r>
+    </w:p>
+    <w:p>
+      <w:pPr>
+        <w:pStyle w:val="ListParagraph"/>
+        <w:numPr>
+          <w:ilvl w:val="0"/>
+          <w:numId w:val="11"/>
+        </w:numPr>
+      </w:pPr>
+      <w:r>
+        <w:rPr>
+          <w:b/>
+          <w:bCs/>
+        </w:rPr>
+        <w:t>Machine Learning</w:t>
+      </w:r>
+      <w:r>
+        <w:br/>
+        <w:t>ML.NET (SSA time</w:t>
+      </w:r>
+      <w:r>
+        <w:noBreakHyphen/>
+        <w:t>series forecasting), historical demand</w:t>
+      </w:r>
+      <w:r>
+        <w:noBreakHyphen/>
+        <w:t xml:space="preserve">based prediction </w:t>
+      </w:r>
+    </w:p>
+    <w:p>
+      <w:pPr>
+        <w:pStyle w:val="ListParagraph"/>
+        <w:numPr>
+          <w:ilvl w:val="0"/>
+          <w:numId w:val="11"/>
+        </w:numPr>
+      </w:pPr>
+      <w:r>
+        <w:rPr>
+          <w:b/>
+          <w:bCs/>
+        </w:rPr>
+        <w:t>APIs &amp; Integration</w:t>
+      </w:r>
+      <w:r>
+        <w:br/>
+        <w:t xml:space="preserve">Forecast APIs, Recommendation API, Search APIs, Postman testing </w:t>
+      </w:r>
+    </w:p>
+    <w:p>
+      <w:pPr>
+        <w:pStyle w:val="ListParagraph"/>
+        <w:numPr>
+          <w:ilvl w:val="0"/>
+          <w:numId w:val="11"/>
+        </w:numPr>
+      </w:pPr>
+      <w:r>
+        <w:rPr>
+          <w:b/>
+          <w:bCs/>
+        </w:rPr>
+        <w:t>Development Tools</w:t>
+      </w:r>
+      <w:r>
+        <w:br/>
+        <w:t>Visual Studio / VS Code, Git &amp; GitHub, Postman, SSMS</w:t>
+      </w:r>
+    </w:p>
+    <w:p>
+      <w:pPr>
+        <w:rPr>
+          <w:lang w:val="fr-CA"/>
+        </w:rPr>
+      </w:pPr>
+    </w:p>
+    <w:p>
+      <w:pPr>
+        <w:rPr>
+          <w:lang w:val="fr-CA"/>
+        </w:rPr>
+      </w:pPr>
+    </w:p>
+    <w:p>
+      <w:pPr>
+        <w:rPr>
+          <w:lang w:val="fr-CA"/>
+        </w:rPr>
+      </w:pPr>
+    </w:p>
+    <w:p>
+      <w:pPr>
+        <w:pStyle w:val="Heading2"/>
+        <w:rPr>
+          <w:lang w:val="fr-CA"/>
+        </w:rPr>
+      </w:pPr>
+      <w:r>
+        <w:rPr>
+          <w:lang w:val="fr-CA"/>
+        </w:rPr>
+        <w:tab/>
+      </w:r>
+      <w:proofErr w:type="spellStart"/>
+      <w:r>
+        <w:rPr>
+          <w:lang w:val="fr-CA"/>
+        </w:rPr>
+        <w:t>Lessons</w:t>
+      </w:r>
+      <w:proofErr w:type="spellEnd"/>
+      <w:r>
+        <w:rPr>
+          <w:lang w:val="fr-CA"/>
+        </w:rPr>
+        <w:t xml:space="preserve"> </w:t>
+      </w:r>
+      <w:proofErr w:type="spellStart"/>
+      <w:r>
+        <w:rPr>
+          <w:lang w:val="fr-CA"/>
+        </w:rPr>
+        <w:t>learnt</w:t>
+      </w:r>
+      <w:proofErr w:type="spellEnd"/>
+    </w:p>
+    <w:p>
+      <w:pPr>
+        <w:pStyle w:val="ListParagraph"/>
+        <w:numPr>
+          <w:ilvl w:val="0"/>
+          <w:numId w:val="11"/>
+        </w:numPr>
+        <w:tabs>
+          <w:tab w:val="left" w:pos="1080"/>
+        </w:tabs>
+        <w:spacing w:line="480" w:lineRule="auto"/>
+      </w:pPr>
+      <w:r>
+        <w:t xml:space="preserve">Machine learning success depends heavily on </w:t>
+      </w:r>
+      <w:r>
+        <w:rPr>
+          <w:b/>
+          <w:bCs/>
+        </w:rPr>
+        <w:t>data quality and proper data preparation</w:t>
+      </w:r>
+      <w:r>
+        <w:t xml:space="preserve">, not just algorithms </w:t>
+      </w:r>
+    </w:p>
+    <w:p>
+      <w:pPr>
+        <w:pStyle w:val="ListParagraph"/>
+        <w:numPr>
+          <w:ilvl w:val="0"/>
+          <w:numId w:val="11"/>
+        </w:numPr>
+        <w:tabs>
+          <w:tab w:val="left" w:pos="1080"/>
+        </w:tabs>
+        <w:spacing w:line="480" w:lineRule="auto"/>
+      </w:pPr>
+      <w:r>
+        <w:t xml:space="preserve">Importance of </w:t>
+      </w:r>
+      <w:r>
+        <w:rPr>
+          <w:b/>
+          <w:bCs/>
+        </w:rPr>
+        <w:t>iterative development, debugging, and continuous testing</w:t>
+      </w:r>
+      <w:r>
+        <w:t xml:space="preserve"> </w:t>
+      </w:r>
+    </w:p>
+    <w:p>
+      <w:pPr>
+        <w:pStyle w:val="ListParagraph"/>
+        <w:numPr>
+          <w:ilvl w:val="0"/>
+          <w:numId w:val="11"/>
+        </w:numPr>
+        <w:tabs>
+          <w:tab w:val="left" w:pos="1080"/>
+        </w:tabs>
+        <w:spacing w:line="480" w:lineRule="auto"/>
+      </w:pPr>
+      <w:r>
+        <w:t xml:space="preserve">Strong understanding of </w:t>
+      </w:r>
+      <w:r>
+        <w:rPr>
+          <w:b/>
+          <w:bCs/>
+        </w:rPr>
+        <w:t>full-stack integration (API + UI + database)</w:t>
+      </w:r>
+      <w:r>
+        <w:t xml:space="preserve"> is critical </w:t>
+      </w:r>
+    </w:p>
+    <w:p>
+      <w:pPr>
+        <w:pStyle w:val="ListParagraph"/>
+        <w:numPr>
+          <w:ilvl w:val="0"/>
+          <w:numId w:val="11"/>
+        </w:numPr>
+        <w:tabs>
+          <w:tab w:val="left" w:pos="1080"/>
+        </w:tabs>
+        <w:spacing w:line="480" w:lineRule="auto"/>
+      </w:pPr>
+      <w:r>
+        <w:rPr>
+          <w:b/>
+          <w:bCs/>
+        </w:rPr>
+        <w:t>User experience (UI/UX)</w:t>
+      </w:r>
+      <w:r>
+        <w:t xml:space="preserve"> significantly impacts system effectiveness and adoption </w:t>
+      </w:r>
+    </w:p>
+    <w:p>
+      <w:pPr>
+        <w:pStyle w:val="ListParagraph"/>
+        <w:numPr>
+          <w:ilvl w:val="0"/>
+          <w:numId w:val="11"/>
+        </w:numPr>
+        <w:tabs>
+          <w:tab w:val="left" w:pos="1080"/>
+        </w:tabs>
+        <w:spacing w:line="480" w:lineRule="auto"/>
+        <w:rPr>
+          <w:lang w:val="fr-CA"/>
+        </w:rPr>
+      </w:pPr>
+      <w:r>
+        <w:lastRenderedPageBreak/>
+        <w:t xml:space="preserve">Simple and interpretable models are often better for </w:t>
+      </w:r>
+      <w:r>
+        <w:rPr>
+          <w:b/>
+          <w:bCs/>
+        </w:rPr>
+        <w:t>real-world, non-technical users</w:t>
+      </w:r>
+    </w:p>
+    <w:p>
+      <w:pPr>
+        <w:rPr>
+          <w:lang w:val="fr-CA"/>
+        </w:rPr>
+      </w:pPr>
+    </w:p>
+    <w:p>
+      <w:pPr>
+        <w:rPr>
+          <w:lang w:val="fr-CA"/>
+        </w:rPr>
+      </w:pPr>
+    </w:p>
+    <w:p>
+      <w:pPr>
+        <w:rPr>
+          <w:b/>
+          <w:bCs/>
+        </w:rPr>
+      </w:pPr>
+    </w:p>
+    <w:p>
+      <w:pPr>
+        <w:pStyle w:val="Heading2"/>
+        <w:rPr>
+          <w:lang w:val="fr-CA"/>
+        </w:rPr>
+      </w:pPr>
+      <w:r>
+        <w:rPr>
+          <w:lang w:val="fr-CA"/>
+        </w:rPr>
+        <w:tab/>
+        <w:t>Conclusion</w:t>
+      </w:r>
+    </w:p>
+    <w:p>
+      <w:pPr>
+        <w:pStyle w:val="ListParagraph"/>
+        <w:numPr>
+          <w:ilvl w:val="0"/>
+          <w:numId w:val="11"/>
+        </w:numPr>
+        <w:tabs>
+          <w:tab w:val="left" w:pos="1155"/>
+        </w:tabs>
+        <w:spacing w:line="480" w:lineRule="auto"/>
+      </w:pPr>
+      <w:r>
+        <w:t xml:space="preserve">Successfully developed </w:t>
+      </w:r>
+      <w:proofErr w:type="spellStart"/>
+      <w:r>
+        <w:t>FarmVendor</w:t>
+      </w:r>
+      <w:proofErr w:type="spellEnd"/>
+      <w:r>
+        <w:t xml:space="preserve">, a role-based platform for farmer–vendor coordination </w:t>
+      </w:r>
+    </w:p>
+    <w:p>
+      <w:pPr>
+        <w:pStyle w:val="ListParagraph"/>
+        <w:numPr>
+          <w:ilvl w:val="0"/>
+          <w:numId w:val="11"/>
+        </w:numPr>
+        <w:tabs>
+          <w:tab w:val="left" w:pos="1155"/>
+        </w:tabs>
+        <w:spacing w:line="480" w:lineRule="auto"/>
+      </w:pPr>
+      <w:r>
+        <w:t xml:space="preserve">Integrated ML.NET SSA forecasting to enable data-driven demand prediction </w:t>
+      </w:r>
+    </w:p>
+    <w:p>
+      <w:pPr>
+        <w:pStyle w:val="ListParagraph"/>
+        <w:numPr>
+          <w:ilvl w:val="0"/>
+          <w:numId w:val="11"/>
+        </w:numPr>
+        <w:tabs>
+          <w:tab w:val="left" w:pos="1155"/>
+        </w:tabs>
+        <w:spacing w:line="480" w:lineRule="auto"/>
+      </w:pPr>
+      <w:r>
+        <w:t xml:space="preserve">Designed a vendor recommendation system combining demand, inventory, distance, and relationship factors </w:t>
+      </w:r>
+    </w:p>
+    <w:p>
+      <w:pPr>
+        <w:pStyle w:val="ListParagraph"/>
+        <w:numPr>
+          <w:ilvl w:val="0"/>
+          <w:numId w:val="11"/>
+        </w:numPr>
+        <w:tabs>
+          <w:tab w:val="left" w:pos="1155"/>
+        </w:tabs>
+        <w:spacing w:line="480" w:lineRule="auto"/>
+      </w:pPr>
+      <w:r>
+        <w:t>Implemented real-time communication (</w:t>
+      </w:r>
+      <w:proofErr w:type="spellStart"/>
+      <w:r>
+        <w:t>SignalR</w:t>
+      </w:r>
+      <w:proofErr w:type="spellEnd"/>
+      <w:r>
+        <w:t xml:space="preserve">) to improve coordination </w:t>
+      </w:r>
+    </w:p>
+    <w:p>
+      <w:pPr>
+        <w:pStyle w:val="ListParagraph"/>
+        <w:numPr>
+          <w:ilvl w:val="0"/>
+          <w:numId w:val="11"/>
+        </w:numPr>
+        <w:tabs>
+          <w:tab w:val="left" w:pos="1155"/>
+        </w:tabs>
+        <w:spacing w:line="480" w:lineRule="auto"/>
+        <w:rPr>
+          <w:lang w:val="fr-CA"/>
+        </w:rPr>
+      </w:pPr>
+      <w:r>
+        <w:t>Achieved a transition from a transactional system → intelligent decision-support platform</w:t>
+      </w:r>
     </w:p>
     <w:sectPr>
       <w:pgSz w:w="12240" w:h="15840"/>
@@ -267,6 +1838,1347 @@
     </w:lvl>
   </w:abstractNum>
   <w:abstractNum w:abstractNumId="1" w15:restartNumberingAfterBreak="0">
+    <w:nsid w:val="089E41C5"/>
+    <w:multiLevelType w:val="multilevel"/>
+    <w:tmpl w:val="0D1072D0"/>
+    <w:lvl w:ilvl="0">
+      <w:start w:val="1"/>
+      <w:numFmt w:val="bullet"/>
+      <w:lvlText w:val=""/>
+      <w:lvlJc w:val="left"/>
+      <w:pPr>
+        <w:tabs>
+          <w:tab w:val="num" w:pos="720"/>
+        </w:tabs>
+        <w:ind w:left="720" w:hanging="360"/>
+      </w:pPr>
+      <w:rPr>
+        <w:rFonts w:ascii="Symbol" w:hAnsi="Symbol" w:hint="default"/>
+        <w:sz w:val="20"/>
+      </w:rPr>
+    </w:lvl>
+    <w:lvl w:ilvl="1">
+      <w:start w:val="1"/>
+      <w:numFmt w:val="bullet"/>
+      <w:lvlText w:val="o"/>
+      <w:lvlJc w:val="left"/>
+      <w:pPr>
+        <w:tabs>
+          <w:tab w:val="num" w:pos="1440"/>
+        </w:tabs>
+        <w:ind w:left="1440" w:hanging="360"/>
+      </w:pPr>
+      <w:rPr>
+        <w:rFonts w:ascii="Courier New" w:hAnsi="Courier New" w:hint="default"/>
+        <w:sz w:val="20"/>
+      </w:rPr>
+    </w:lvl>
+    <w:lvl w:ilvl="2" w:tentative="1">
+      <w:start w:val="1"/>
+      <w:numFmt w:val="bullet"/>
+      <w:lvlText w:val=""/>
+      <w:lvlJc w:val="left"/>
+      <w:pPr>
+        <w:tabs>
+          <w:tab w:val="num" w:pos="2160"/>
+        </w:tabs>
+        <w:ind w:left="2160" w:hanging="360"/>
+      </w:pPr>
+      <w:rPr>
+        <w:rFonts w:ascii="Wingdings" w:hAnsi="Wingdings" w:hint="default"/>
+        <w:sz w:val="20"/>
+      </w:rPr>
+    </w:lvl>
+    <w:lvl w:ilvl="3" w:tentative="1">
+      <w:start w:val="1"/>
+      <w:numFmt w:val="bullet"/>
+      <w:lvlText w:val=""/>
+      <w:lvlJc w:val="left"/>
+      <w:pPr>
+        <w:tabs>
+          <w:tab w:val="num" w:pos="2880"/>
+        </w:tabs>
+        <w:ind w:left="2880" w:hanging="360"/>
+      </w:pPr>
+      <w:rPr>
+        <w:rFonts w:ascii="Wingdings" w:hAnsi="Wingdings" w:hint="default"/>
+        <w:sz w:val="20"/>
+      </w:rPr>
+    </w:lvl>
+    <w:lvl w:ilvl="4" w:tentative="1">
+      <w:start w:val="1"/>
+      <w:numFmt w:val="bullet"/>
+      <w:lvlText w:val=""/>
+      <w:lvlJc w:val="left"/>
+      <w:pPr>
+        <w:tabs>
+          <w:tab w:val="num" w:pos="3600"/>
+        </w:tabs>
+        <w:ind w:left="3600" w:hanging="360"/>
+      </w:pPr>
+      <w:rPr>
+        <w:rFonts w:ascii="Wingdings" w:hAnsi="Wingdings" w:hint="default"/>
+        <w:sz w:val="20"/>
+      </w:rPr>
+    </w:lvl>
+    <w:lvl w:ilvl="5" w:tentative="1">
+      <w:start w:val="1"/>
+      <w:numFmt w:val="bullet"/>
+      <w:lvlText w:val=""/>
+      <w:lvlJc w:val="left"/>
+      <w:pPr>
+        <w:tabs>
+          <w:tab w:val="num" w:pos="4320"/>
+        </w:tabs>
+        <w:ind w:left="4320" w:hanging="360"/>
+      </w:pPr>
+      <w:rPr>
+        <w:rFonts w:ascii="Wingdings" w:hAnsi="Wingdings" w:hint="default"/>
+        <w:sz w:val="20"/>
+      </w:rPr>
+    </w:lvl>
+    <w:lvl w:ilvl="6" w:tentative="1">
+      <w:start w:val="1"/>
+      <w:numFmt w:val="bullet"/>
+      <w:lvlText w:val=""/>
+      <w:lvlJc w:val="left"/>
+      <w:pPr>
+        <w:tabs>
+          <w:tab w:val="num" w:pos="5040"/>
+        </w:tabs>
+        <w:ind w:left="5040" w:hanging="360"/>
+      </w:pPr>
+      <w:rPr>
+        <w:rFonts w:ascii="Wingdings" w:hAnsi="Wingdings" w:hint="default"/>
+        <w:sz w:val="20"/>
+      </w:rPr>
+    </w:lvl>
+    <w:lvl w:ilvl="7" w:tentative="1">
+      <w:start w:val="1"/>
+      <w:numFmt w:val="bullet"/>
+      <w:lvlText w:val=""/>
+      <w:lvlJc w:val="left"/>
+      <w:pPr>
+        <w:tabs>
+          <w:tab w:val="num" w:pos="5760"/>
+        </w:tabs>
+        <w:ind w:left="5760" w:hanging="360"/>
+      </w:pPr>
+      <w:rPr>
+        <w:rFonts w:ascii="Wingdings" w:hAnsi="Wingdings" w:hint="default"/>
+        <w:sz w:val="20"/>
+      </w:rPr>
+    </w:lvl>
+    <w:lvl w:ilvl="8" w:tentative="1">
+      <w:start w:val="1"/>
+      <w:numFmt w:val="bullet"/>
+      <w:lvlText w:val=""/>
+      <w:lvlJc w:val="left"/>
+      <w:pPr>
+        <w:tabs>
+          <w:tab w:val="num" w:pos="6480"/>
+        </w:tabs>
+        <w:ind w:left="6480" w:hanging="360"/>
+      </w:pPr>
+      <w:rPr>
+        <w:rFonts w:ascii="Wingdings" w:hAnsi="Wingdings" w:hint="default"/>
+        <w:sz w:val="20"/>
+      </w:rPr>
+    </w:lvl>
+  </w:abstractNum>
+  <w:abstractNum w:abstractNumId="2" w15:restartNumberingAfterBreak="0">
+    <w:nsid w:val="15C00CF6"/>
+    <w:multiLevelType w:val="multilevel"/>
+    <w:tmpl w:val="0D1072D0"/>
+    <w:lvl w:ilvl="0">
+      <w:start w:val="1"/>
+      <w:numFmt w:val="bullet"/>
+      <w:lvlText w:val=""/>
+      <w:lvlJc w:val="left"/>
+      <w:pPr>
+        <w:tabs>
+          <w:tab w:val="num" w:pos="720"/>
+        </w:tabs>
+        <w:ind w:left="720" w:hanging="360"/>
+      </w:pPr>
+      <w:rPr>
+        <w:rFonts w:ascii="Symbol" w:hAnsi="Symbol" w:hint="default"/>
+        <w:sz w:val="20"/>
+      </w:rPr>
+    </w:lvl>
+    <w:lvl w:ilvl="1">
+      <w:start w:val="1"/>
+      <w:numFmt w:val="bullet"/>
+      <w:lvlText w:val="o"/>
+      <w:lvlJc w:val="left"/>
+      <w:pPr>
+        <w:tabs>
+          <w:tab w:val="num" w:pos="1440"/>
+        </w:tabs>
+        <w:ind w:left="1440" w:hanging="360"/>
+      </w:pPr>
+      <w:rPr>
+        <w:rFonts w:ascii="Courier New" w:hAnsi="Courier New" w:hint="default"/>
+        <w:sz w:val="20"/>
+      </w:rPr>
+    </w:lvl>
+    <w:lvl w:ilvl="2" w:tentative="1">
+      <w:start w:val="1"/>
+      <w:numFmt w:val="bullet"/>
+      <w:lvlText w:val=""/>
+      <w:lvlJc w:val="left"/>
+      <w:pPr>
+        <w:tabs>
+          <w:tab w:val="num" w:pos="2160"/>
+        </w:tabs>
+        <w:ind w:left="2160" w:hanging="360"/>
+      </w:pPr>
+      <w:rPr>
+        <w:rFonts w:ascii="Wingdings" w:hAnsi="Wingdings" w:hint="default"/>
+        <w:sz w:val="20"/>
+      </w:rPr>
+    </w:lvl>
+    <w:lvl w:ilvl="3" w:tentative="1">
+      <w:start w:val="1"/>
+      <w:numFmt w:val="bullet"/>
+      <w:lvlText w:val=""/>
+      <w:lvlJc w:val="left"/>
+      <w:pPr>
+        <w:tabs>
+          <w:tab w:val="num" w:pos="2880"/>
+        </w:tabs>
+        <w:ind w:left="2880" w:hanging="360"/>
+      </w:pPr>
+      <w:rPr>
+        <w:rFonts w:ascii="Wingdings" w:hAnsi="Wingdings" w:hint="default"/>
+        <w:sz w:val="20"/>
+      </w:rPr>
+    </w:lvl>
+    <w:lvl w:ilvl="4" w:tentative="1">
+      <w:start w:val="1"/>
+      <w:numFmt w:val="bullet"/>
+      <w:lvlText w:val=""/>
+      <w:lvlJc w:val="left"/>
+      <w:pPr>
+        <w:tabs>
+          <w:tab w:val="num" w:pos="3600"/>
+        </w:tabs>
+        <w:ind w:left="3600" w:hanging="360"/>
+      </w:pPr>
+      <w:rPr>
+        <w:rFonts w:ascii="Wingdings" w:hAnsi="Wingdings" w:hint="default"/>
+        <w:sz w:val="20"/>
+      </w:rPr>
+    </w:lvl>
+    <w:lvl w:ilvl="5" w:tentative="1">
+      <w:start w:val="1"/>
+      <w:numFmt w:val="bullet"/>
+      <w:lvlText w:val=""/>
+      <w:lvlJc w:val="left"/>
+      <w:pPr>
+        <w:tabs>
+          <w:tab w:val="num" w:pos="4320"/>
+        </w:tabs>
+        <w:ind w:left="4320" w:hanging="360"/>
+      </w:pPr>
+      <w:rPr>
+        <w:rFonts w:ascii="Wingdings" w:hAnsi="Wingdings" w:hint="default"/>
+        <w:sz w:val="20"/>
+      </w:rPr>
+    </w:lvl>
+    <w:lvl w:ilvl="6" w:tentative="1">
+      <w:start w:val="1"/>
+      <w:numFmt w:val="bullet"/>
+      <w:lvlText w:val=""/>
+      <w:lvlJc w:val="left"/>
+      <w:pPr>
+        <w:tabs>
+          <w:tab w:val="num" w:pos="5040"/>
+        </w:tabs>
+        <w:ind w:left="5040" w:hanging="360"/>
+      </w:pPr>
+      <w:rPr>
+        <w:rFonts w:ascii="Wingdings" w:hAnsi="Wingdings" w:hint="default"/>
+        <w:sz w:val="20"/>
+      </w:rPr>
+    </w:lvl>
+    <w:lvl w:ilvl="7" w:tentative="1">
+      <w:start w:val="1"/>
+      <w:numFmt w:val="bullet"/>
+      <w:lvlText w:val=""/>
+      <w:lvlJc w:val="left"/>
+      <w:pPr>
+        <w:tabs>
+          <w:tab w:val="num" w:pos="5760"/>
+        </w:tabs>
+        <w:ind w:left="5760" w:hanging="360"/>
+      </w:pPr>
+      <w:rPr>
+        <w:rFonts w:ascii="Wingdings" w:hAnsi="Wingdings" w:hint="default"/>
+        <w:sz w:val="20"/>
+      </w:rPr>
+    </w:lvl>
+    <w:lvl w:ilvl="8" w:tentative="1">
+      <w:start w:val="1"/>
+      <w:numFmt w:val="bullet"/>
+      <w:lvlText w:val=""/>
+      <w:lvlJc w:val="left"/>
+      <w:pPr>
+        <w:tabs>
+          <w:tab w:val="num" w:pos="6480"/>
+        </w:tabs>
+        <w:ind w:left="6480" w:hanging="360"/>
+      </w:pPr>
+      <w:rPr>
+        <w:rFonts w:ascii="Wingdings" w:hAnsi="Wingdings" w:hint="default"/>
+        <w:sz w:val="20"/>
+      </w:rPr>
+    </w:lvl>
+  </w:abstractNum>
+  <w:abstractNum w:abstractNumId="3" w15:restartNumberingAfterBreak="0">
+    <w:nsid w:val="1A81043F"/>
+    <w:multiLevelType w:val="multilevel"/>
+    <w:tmpl w:val="0D1072D0"/>
+    <w:lvl w:ilvl="0">
+      <w:start w:val="1"/>
+      <w:numFmt w:val="bullet"/>
+      <w:lvlText w:val=""/>
+      <w:lvlJc w:val="left"/>
+      <w:pPr>
+        <w:tabs>
+          <w:tab w:val="num" w:pos="720"/>
+        </w:tabs>
+        <w:ind w:left="720" w:hanging="360"/>
+      </w:pPr>
+      <w:rPr>
+        <w:rFonts w:ascii="Symbol" w:hAnsi="Symbol" w:hint="default"/>
+        <w:sz w:val="20"/>
+      </w:rPr>
+    </w:lvl>
+    <w:lvl w:ilvl="1" w:tentative="1">
+      <w:start w:val="1"/>
+      <w:numFmt w:val="bullet"/>
+      <w:lvlText w:val="o"/>
+      <w:lvlJc w:val="left"/>
+      <w:pPr>
+        <w:tabs>
+          <w:tab w:val="num" w:pos="1440"/>
+        </w:tabs>
+        <w:ind w:left="1440" w:hanging="360"/>
+      </w:pPr>
+      <w:rPr>
+        <w:rFonts w:ascii="Courier New" w:hAnsi="Courier New" w:hint="default"/>
+        <w:sz w:val="20"/>
+      </w:rPr>
+    </w:lvl>
+    <w:lvl w:ilvl="2" w:tentative="1">
+      <w:start w:val="1"/>
+      <w:numFmt w:val="bullet"/>
+      <w:lvlText w:val=""/>
+      <w:lvlJc w:val="left"/>
+      <w:pPr>
+        <w:tabs>
+          <w:tab w:val="num" w:pos="2160"/>
+        </w:tabs>
+        <w:ind w:left="2160" w:hanging="360"/>
+      </w:pPr>
+      <w:rPr>
+        <w:rFonts w:ascii="Wingdings" w:hAnsi="Wingdings" w:hint="default"/>
+        <w:sz w:val="20"/>
+      </w:rPr>
+    </w:lvl>
+    <w:lvl w:ilvl="3" w:tentative="1">
+      <w:start w:val="1"/>
+      <w:numFmt w:val="bullet"/>
+      <w:lvlText w:val=""/>
+      <w:lvlJc w:val="left"/>
+      <w:pPr>
+        <w:tabs>
+          <w:tab w:val="num" w:pos="2880"/>
+        </w:tabs>
+        <w:ind w:left="2880" w:hanging="360"/>
+      </w:pPr>
+      <w:rPr>
+        <w:rFonts w:ascii="Wingdings" w:hAnsi="Wingdings" w:hint="default"/>
+        <w:sz w:val="20"/>
+      </w:rPr>
+    </w:lvl>
+    <w:lvl w:ilvl="4" w:tentative="1">
+      <w:start w:val="1"/>
+      <w:numFmt w:val="bullet"/>
+      <w:lvlText w:val=""/>
+      <w:lvlJc w:val="left"/>
+      <w:pPr>
+        <w:tabs>
+          <w:tab w:val="num" w:pos="3600"/>
+        </w:tabs>
+        <w:ind w:left="3600" w:hanging="360"/>
+      </w:pPr>
+      <w:rPr>
+        <w:rFonts w:ascii="Wingdings" w:hAnsi="Wingdings" w:hint="default"/>
+        <w:sz w:val="20"/>
+      </w:rPr>
+    </w:lvl>
+    <w:lvl w:ilvl="5" w:tentative="1">
+      <w:start w:val="1"/>
+      <w:numFmt w:val="bullet"/>
+      <w:lvlText w:val=""/>
+      <w:lvlJc w:val="left"/>
+      <w:pPr>
+        <w:tabs>
+          <w:tab w:val="num" w:pos="4320"/>
+        </w:tabs>
+        <w:ind w:left="4320" w:hanging="360"/>
+      </w:pPr>
+      <w:rPr>
+        <w:rFonts w:ascii="Wingdings" w:hAnsi="Wingdings" w:hint="default"/>
+        <w:sz w:val="20"/>
+      </w:rPr>
+    </w:lvl>
+    <w:lvl w:ilvl="6" w:tentative="1">
+      <w:start w:val="1"/>
+      <w:numFmt w:val="bullet"/>
+      <w:lvlText w:val=""/>
+      <w:lvlJc w:val="left"/>
+      <w:pPr>
+        <w:tabs>
+          <w:tab w:val="num" w:pos="5040"/>
+        </w:tabs>
+        <w:ind w:left="5040" w:hanging="360"/>
+      </w:pPr>
+      <w:rPr>
+        <w:rFonts w:ascii="Wingdings" w:hAnsi="Wingdings" w:hint="default"/>
+        <w:sz w:val="20"/>
+      </w:rPr>
+    </w:lvl>
+    <w:lvl w:ilvl="7" w:tentative="1">
+      <w:start w:val="1"/>
+      <w:numFmt w:val="bullet"/>
+      <w:lvlText w:val=""/>
+      <w:lvlJc w:val="left"/>
+      <w:pPr>
+        <w:tabs>
+          <w:tab w:val="num" w:pos="5760"/>
+        </w:tabs>
+        <w:ind w:left="5760" w:hanging="360"/>
+      </w:pPr>
+      <w:rPr>
+        <w:rFonts w:ascii="Wingdings" w:hAnsi="Wingdings" w:hint="default"/>
+        <w:sz w:val="20"/>
+      </w:rPr>
+    </w:lvl>
+    <w:lvl w:ilvl="8" w:tentative="1">
+      <w:start w:val="1"/>
+      <w:numFmt w:val="bullet"/>
+      <w:lvlText w:val=""/>
+      <w:lvlJc w:val="left"/>
+      <w:pPr>
+        <w:tabs>
+          <w:tab w:val="num" w:pos="6480"/>
+        </w:tabs>
+        <w:ind w:left="6480" w:hanging="360"/>
+      </w:pPr>
+      <w:rPr>
+        <w:rFonts w:ascii="Wingdings" w:hAnsi="Wingdings" w:hint="default"/>
+        <w:sz w:val="20"/>
+      </w:rPr>
+    </w:lvl>
+  </w:abstractNum>
+  <w:abstractNum w:abstractNumId="4" w15:restartNumberingAfterBreak="0">
+    <w:nsid w:val="1E625A4E"/>
+    <w:multiLevelType w:val="multilevel"/>
+    <w:tmpl w:val="0D1072D0"/>
+    <w:lvl w:ilvl="0">
+      <w:start w:val="1"/>
+      <w:numFmt w:val="bullet"/>
+      <w:lvlText w:val=""/>
+      <w:lvlJc w:val="left"/>
+      <w:pPr>
+        <w:tabs>
+          <w:tab w:val="num" w:pos="720"/>
+        </w:tabs>
+        <w:ind w:left="720" w:hanging="360"/>
+      </w:pPr>
+      <w:rPr>
+        <w:rFonts w:ascii="Symbol" w:hAnsi="Symbol" w:hint="default"/>
+        <w:sz w:val="20"/>
+      </w:rPr>
+    </w:lvl>
+    <w:lvl w:ilvl="1" w:tentative="1">
+      <w:start w:val="1"/>
+      <w:numFmt w:val="bullet"/>
+      <w:lvlText w:val="o"/>
+      <w:lvlJc w:val="left"/>
+      <w:pPr>
+        <w:tabs>
+          <w:tab w:val="num" w:pos="1440"/>
+        </w:tabs>
+        <w:ind w:left="1440" w:hanging="360"/>
+      </w:pPr>
+      <w:rPr>
+        <w:rFonts w:ascii="Courier New" w:hAnsi="Courier New" w:hint="default"/>
+        <w:sz w:val="20"/>
+      </w:rPr>
+    </w:lvl>
+    <w:lvl w:ilvl="2" w:tentative="1">
+      <w:start w:val="1"/>
+      <w:numFmt w:val="bullet"/>
+      <w:lvlText w:val=""/>
+      <w:lvlJc w:val="left"/>
+      <w:pPr>
+        <w:tabs>
+          <w:tab w:val="num" w:pos="2160"/>
+        </w:tabs>
+        <w:ind w:left="2160" w:hanging="360"/>
+      </w:pPr>
+      <w:rPr>
+        <w:rFonts w:ascii="Wingdings" w:hAnsi="Wingdings" w:hint="default"/>
+        <w:sz w:val="20"/>
+      </w:rPr>
+    </w:lvl>
+    <w:lvl w:ilvl="3" w:tentative="1">
+      <w:start w:val="1"/>
+      <w:numFmt w:val="bullet"/>
+      <w:lvlText w:val=""/>
+      <w:lvlJc w:val="left"/>
+      <w:pPr>
+        <w:tabs>
+          <w:tab w:val="num" w:pos="2880"/>
+        </w:tabs>
+        <w:ind w:left="2880" w:hanging="360"/>
+      </w:pPr>
+      <w:rPr>
+        <w:rFonts w:ascii="Wingdings" w:hAnsi="Wingdings" w:hint="default"/>
+        <w:sz w:val="20"/>
+      </w:rPr>
+    </w:lvl>
+    <w:lvl w:ilvl="4" w:tentative="1">
+      <w:start w:val="1"/>
+      <w:numFmt w:val="bullet"/>
+      <w:lvlText w:val=""/>
+      <w:lvlJc w:val="left"/>
+      <w:pPr>
+        <w:tabs>
+          <w:tab w:val="num" w:pos="3600"/>
+        </w:tabs>
+        <w:ind w:left="3600" w:hanging="360"/>
+      </w:pPr>
+      <w:rPr>
+        <w:rFonts w:ascii="Wingdings" w:hAnsi="Wingdings" w:hint="default"/>
+        <w:sz w:val="20"/>
+      </w:rPr>
+    </w:lvl>
+    <w:lvl w:ilvl="5" w:tentative="1">
+      <w:start w:val="1"/>
+      <w:numFmt w:val="bullet"/>
+      <w:lvlText w:val=""/>
+      <w:lvlJc w:val="left"/>
+      <w:pPr>
+        <w:tabs>
+          <w:tab w:val="num" w:pos="4320"/>
+        </w:tabs>
+        <w:ind w:left="4320" w:hanging="360"/>
+      </w:pPr>
+      <w:rPr>
+        <w:rFonts w:ascii="Wingdings" w:hAnsi="Wingdings" w:hint="default"/>
+        <w:sz w:val="20"/>
+      </w:rPr>
+    </w:lvl>
+    <w:lvl w:ilvl="6" w:tentative="1">
+      <w:start w:val="1"/>
+      <w:numFmt w:val="bullet"/>
+      <w:lvlText w:val=""/>
+      <w:lvlJc w:val="left"/>
+      <w:pPr>
+        <w:tabs>
+          <w:tab w:val="num" w:pos="5040"/>
+        </w:tabs>
+        <w:ind w:left="5040" w:hanging="360"/>
+      </w:pPr>
+      <w:rPr>
+        <w:rFonts w:ascii="Wingdings" w:hAnsi="Wingdings" w:hint="default"/>
+        <w:sz w:val="20"/>
+      </w:rPr>
+    </w:lvl>
+    <w:lvl w:ilvl="7" w:tentative="1">
+      <w:start w:val="1"/>
+      <w:numFmt w:val="bullet"/>
+      <w:lvlText w:val=""/>
+      <w:lvlJc w:val="left"/>
+      <w:pPr>
+        <w:tabs>
+          <w:tab w:val="num" w:pos="5760"/>
+        </w:tabs>
+        <w:ind w:left="5760" w:hanging="360"/>
+      </w:pPr>
+      <w:rPr>
+        <w:rFonts w:ascii="Wingdings" w:hAnsi="Wingdings" w:hint="default"/>
+        <w:sz w:val="20"/>
+      </w:rPr>
+    </w:lvl>
+    <w:lvl w:ilvl="8" w:tentative="1">
+      <w:start w:val="1"/>
+      <w:numFmt w:val="bullet"/>
+      <w:lvlText w:val=""/>
+      <w:lvlJc w:val="left"/>
+      <w:pPr>
+        <w:tabs>
+          <w:tab w:val="num" w:pos="6480"/>
+        </w:tabs>
+        <w:ind w:left="6480" w:hanging="360"/>
+      </w:pPr>
+      <w:rPr>
+        <w:rFonts w:ascii="Wingdings" w:hAnsi="Wingdings" w:hint="default"/>
+        <w:sz w:val="20"/>
+      </w:rPr>
+    </w:lvl>
+  </w:abstractNum>
+  <w:abstractNum w:abstractNumId="5" w15:restartNumberingAfterBreak="0">
+    <w:nsid w:val="27290E4E"/>
+    <w:multiLevelType w:val="multilevel"/>
+    <w:tmpl w:val="0D1072D0"/>
+    <w:lvl w:ilvl="0">
+      <w:start w:val="1"/>
+      <w:numFmt w:val="bullet"/>
+      <w:lvlText w:val=""/>
+      <w:lvlJc w:val="left"/>
+      <w:pPr>
+        <w:tabs>
+          <w:tab w:val="num" w:pos="720"/>
+        </w:tabs>
+        <w:ind w:left="720" w:hanging="360"/>
+      </w:pPr>
+      <w:rPr>
+        <w:rFonts w:ascii="Symbol" w:hAnsi="Symbol" w:hint="default"/>
+        <w:sz w:val="20"/>
+      </w:rPr>
+    </w:lvl>
+    <w:lvl w:ilvl="1">
+      <w:start w:val="1"/>
+      <w:numFmt w:val="bullet"/>
+      <w:lvlText w:val="o"/>
+      <w:lvlJc w:val="left"/>
+      <w:pPr>
+        <w:tabs>
+          <w:tab w:val="num" w:pos="1440"/>
+        </w:tabs>
+        <w:ind w:left="1440" w:hanging="360"/>
+      </w:pPr>
+      <w:rPr>
+        <w:rFonts w:ascii="Courier New" w:hAnsi="Courier New" w:hint="default"/>
+        <w:sz w:val="20"/>
+      </w:rPr>
+    </w:lvl>
+    <w:lvl w:ilvl="2" w:tentative="1">
+      <w:start w:val="1"/>
+      <w:numFmt w:val="bullet"/>
+      <w:lvlText w:val=""/>
+      <w:lvlJc w:val="left"/>
+      <w:pPr>
+        <w:tabs>
+          <w:tab w:val="num" w:pos="2160"/>
+        </w:tabs>
+        <w:ind w:left="2160" w:hanging="360"/>
+      </w:pPr>
+      <w:rPr>
+        <w:rFonts w:ascii="Wingdings" w:hAnsi="Wingdings" w:hint="default"/>
+        <w:sz w:val="20"/>
+      </w:rPr>
+    </w:lvl>
+    <w:lvl w:ilvl="3" w:tentative="1">
+      <w:start w:val="1"/>
+      <w:numFmt w:val="bullet"/>
+      <w:lvlText w:val=""/>
+      <w:lvlJc w:val="left"/>
+      <w:pPr>
+        <w:tabs>
+          <w:tab w:val="num" w:pos="2880"/>
+        </w:tabs>
+        <w:ind w:left="2880" w:hanging="360"/>
+      </w:pPr>
+      <w:rPr>
+        <w:rFonts w:ascii="Wingdings" w:hAnsi="Wingdings" w:hint="default"/>
+        <w:sz w:val="20"/>
+      </w:rPr>
+    </w:lvl>
+    <w:lvl w:ilvl="4" w:tentative="1">
+      <w:start w:val="1"/>
+      <w:numFmt w:val="bullet"/>
+      <w:lvlText w:val=""/>
+      <w:lvlJc w:val="left"/>
+      <w:pPr>
+        <w:tabs>
+          <w:tab w:val="num" w:pos="3600"/>
+        </w:tabs>
+        <w:ind w:left="3600" w:hanging="360"/>
+      </w:pPr>
+      <w:rPr>
+        <w:rFonts w:ascii="Wingdings" w:hAnsi="Wingdings" w:hint="default"/>
+        <w:sz w:val="20"/>
+      </w:rPr>
+    </w:lvl>
+    <w:lvl w:ilvl="5" w:tentative="1">
+      <w:start w:val="1"/>
+      <w:numFmt w:val="bullet"/>
+      <w:lvlText w:val=""/>
+      <w:lvlJc w:val="left"/>
+      <w:pPr>
+        <w:tabs>
+          <w:tab w:val="num" w:pos="4320"/>
+        </w:tabs>
+        <w:ind w:left="4320" w:hanging="360"/>
+      </w:pPr>
+      <w:rPr>
+        <w:rFonts w:ascii="Wingdings" w:hAnsi="Wingdings" w:hint="default"/>
+        <w:sz w:val="20"/>
+      </w:rPr>
+    </w:lvl>
+    <w:lvl w:ilvl="6" w:tentative="1">
+      <w:start w:val="1"/>
+      <w:numFmt w:val="bullet"/>
+      <w:lvlText w:val=""/>
+      <w:lvlJc w:val="left"/>
+      <w:pPr>
+        <w:tabs>
+          <w:tab w:val="num" w:pos="5040"/>
+        </w:tabs>
+        <w:ind w:left="5040" w:hanging="360"/>
+      </w:pPr>
+      <w:rPr>
+        <w:rFonts w:ascii="Wingdings" w:hAnsi="Wingdings" w:hint="default"/>
+        <w:sz w:val="20"/>
+      </w:rPr>
+    </w:lvl>
+    <w:lvl w:ilvl="7" w:tentative="1">
+      <w:start w:val="1"/>
+      <w:numFmt w:val="bullet"/>
+      <w:lvlText w:val=""/>
+      <w:lvlJc w:val="left"/>
+      <w:pPr>
+        <w:tabs>
+          <w:tab w:val="num" w:pos="5760"/>
+        </w:tabs>
+        <w:ind w:left="5760" w:hanging="360"/>
+      </w:pPr>
+      <w:rPr>
+        <w:rFonts w:ascii="Wingdings" w:hAnsi="Wingdings" w:hint="default"/>
+        <w:sz w:val="20"/>
+      </w:rPr>
+    </w:lvl>
+    <w:lvl w:ilvl="8" w:tentative="1">
+      <w:start w:val="1"/>
+      <w:numFmt w:val="bullet"/>
+      <w:lvlText w:val=""/>
+      <w:lvlJc w:val="left"/>
+      <w:pPr>
+        <w:tabs>
+          <w:tab w:val="num" w:pos="6480"/>
+        </w:tabs>
+        <w:ind w:left="6480" w:hanging="360"/>
+      </w:pPr>
+      <w:rPr>
+        <w:rFonts w:ascii="Wingdings" w:hAnsi="Wingdings" w:hint="default"/>
+        <w:sz w:val="20"/>
+      </w:rPr>
+    </w:lvl>
+  </w:abstractNum>
+  <w:abstractNum w:abstractNumId="6" w15:restartNumberingAfterBreak="0">
+    <w:nsid w:val="39136059"/>
+    <w:multiLevelType w:val="multilevel"/>
+    <w:tmpl w:val="0D1072D0"/>
+    <w:lvl w:ilvl="0">
+      <w:start w:val="1"/>
+      <w:numFmt w:val="bullet"/>
+      <w:lvlText w:val=""/>
+      <w:lvlJc w:val="left"/>
+      <w:pPr>
+        <w:tabs>
+          <w:tab w:val="num" w:pos="720"/>
+        </w:tabs>
+        <w:ind w:left="720" w:hanging="360"/>
+      </w:pPr>
+      <w:rPr>
+        <w:rFonts w:ascii="Symbol" w:hAnsi="Symbol" w:hint="default"/>
+        <w:sz w:val="20"/>
+      </w:rPr>
+    </w:lvl>
+    <w:lvl w:ilvl="1" w:tentative="1">
+      <w:start w:val="1"/>
+      <w:numFmt w:val="bullet"/>
+      <w:lvlText w:val="o"/>
+      <w:lvlJc w:val="left"/>
+      <w:pPr>
+        <w:tabs>
+          <w:tab w:val="num" w:pos="1440"/>
+        </w:tabs>
+        <w:ind w:left="1440" w:hanging="360"/>
+      </w:pPr>
+      <w:rPr>
+        <w:rFonts w:ascii="Courier New" w:hAnsi="Courier New" w:hint="default"/>
+        <w:sz w:val="20"/>
+      </w:rPr>
+    </w:lvl>
+    <w:lvl w:ilvl="2" w:tentative="1">
+      <w:start w:val="1"/>
+      <w:numFmt w:val="bullet"/>
+      <w:lvlText w:val=""/>
+      <w:lvlJc w:val="left"/>
+      <w:pPr>
+        <w:tabs>
+          <w:tab w:val="num" w:pos="2160"/>
+        </w:tabs>
+        <w:ind w:left="2160" w:hanging="360"/>
+      </w:pPr>
+      <w:rPr>
+        <w:rFonts w:ascii="Wingdings" w:hAnsi="Wingdings" w:hint="default"/>
+        <w:sz w:val="20"/>
+      </w:rPr>
+    </w:lvl>
+    <w:lvl w:ilvl="3" w:tentative="1">
+      <w:start w:val="1"/>
+      <w:numFmt w:val="bullet"/>
+      <w:lvlText w:val=""/>
+      <w:lvlJc w:val="left"/>
+      <w:pPr>
+        <w:tabs>
+          <w:tab w:val="num" w:pos="2880"/>
+        </w:tabs>
+        <w:ind w:left="2880" w:hanging="360"/>
+      </w:pPr>
+      <w:rPr>
+        <w:rFonts w:ascii="Wingdings" w:hAnsi="Wingdings" w:hint="default"/>
+        <w:sz w:val="20"/>
+      </w:rPr>
+    </w:lvl>
+    <w:lvl w:ilvl="4" w:tentative="1">
+      <w:start w:val="1"/>
+      <w:numFmt w:val="bullet"/>
+      <w:lvlText w:val=""/>
+      <w:lvlJc w:val="left"/>
+      <w:pPr>
+        <w:tabs>
+          <w:tab w:val="num" w:pos="3600"/>
+        </w:tabs>
+        <w:ind w:left="3600" w:hanging="360"/>
+      </w:pPr>
+      <w:rPr>
+        <w:rFonts w:ascii="Wingdings" w:hAnsi="Wingdings" w:hint="default"/>
+        <w:sz w:val="20"/>
+      </w:rPr>
+    </w:lvl>
+    <w:lvl w:ilvl="5" w:tentative="1">
+      <w:start w:val="1"/>
+      <w:numFmt w:val="bullet"/>
+      <w:lvlText w:val=""/>
+      <w:lvlJc w:val="left"/>
+      <w:pPr>
+        <w:tabs>
+          <w:tab w:val="num" w:pos="4320"/>
+        </w:tabs>
+        <w:ind w:left="4320" w:hanging="360"/>
+      </w:pPr>
+      <w:rPr>
+        <w:rFonts w:ascii="Wingdings" w:hAnsi="Wingdings" w:hint="default"/>
+        <w:sz w:val="20"/>
+      </w:rPr>
+    </w:lvl>
+    <w:lvl w:ilvl="6" w:tentative="1">
+      <w:start w:val="1"/>
+      <w:numFmt w:val="bullet"/>
+      <w:lvlText w:val=""/>
+      <w:lvlJc w:val="left"/>
+      <w:pPr>
+        <w:tabs>
+          <w:tab w:val="num" w:pos="5040"/>
+        </w:tabs>
+        <w:ind w:left="5040" w:hanging="360"/>
+      </w:pPr>
+      <w:rPr>
+        <w:rFonts w:ascii="Wingdings" w:hAnsi="Wingdings" w:hint="default"/>
+        <w:sz w:val="20"/>
+      </w:rPr>
+    </w:lvl>
+    <w:lvl w:ilvl="7" w:tentative="1">
+      <w:start w:val="1"/>
+      <w:numFmt w:val="bullet"/>
+      <w:lvlText w:val=""/>
+      <w:lvlJc w:val="left"/>
+      <w:pPr>
+        <w:tabs>
+          <w:tab w:val="num" w:pos="5760"/>
+        </w:tabs>
+        <w:ind w:left="5760" w:hanging="360"/>
+      </w:pPr>
+      <w:rPr>
+        <w:rFonts w:ascii="Wingdings" w:hAnsi="Wingdings" w:hint="default"/>
+        <w:sz w:val="20"/>
+      </w:rPr>
+    </w:lvl>
+    <w:lvl w:ilvl="8" w:tentative="1">
+      <w:start w:val="1"/>
+      <w:numFmt w:val="bullet"/>
+      <w:lvlText w:val=""/>
+      <w:lvlJc w:val="left"/>
+      <w:pPr>
+        <w:tabs>
+          <w:tab w:val="num" w:pos="6480"/>
+        </w:tabs>
+        <w:ind w:left="6480" w:hanging="360"/>
+      </w:pPr>
+      <w:rPr>
+        <w:rFonts w:ascii="Wingdings" w:hAnsi="Wingdings" w:hint="default"/>
+        <w:sz w:val="20"/>
+      </w:rPr>
+    </w:lvl>
+  </w:abstractNum>
+  <w:abstractNum w:abstractNumId="7" w15:restartNumberingAfterBreak="0">
+    <w:nsid w:val="593176B3"/>
+    <w:multiLevelType w:val="multilevel"/>
+    <w:tmpl w:val="0D1072D0"/>
+    <w:lvl w:ilvl="0">
+      <w:start w:val="1"/>
+      <w:numFmt w:val="bullet"/>
+      <w:lvlText w:val=""/>
+      <w:lvlJc w:val="left"/>
+      <w:pPr>
+        <w:tabs>
+          <w:tab w:val="num" w:pos="720"/>
+        </w:tabs>
+        <w:ind w:left="720" w:hanging="360"/>
+      </w:pPr>
+      <w:rPr>
+        <w:rFonts w:ascii="Symbol" w:hAnsi="Symbol" w:hint="default"/>
+        <w:sz w:val="20"/>
+      </w:rPr>
+    </w:lvl>
+    <w:lvl w:ilvl="1" w:tentative="1">
+      <w:start w:val="1"/>
+      <w:numFmt w:val="bullet"/>
+      <w:lvlText w:val="o"/>
+      <w:lvlJc w:val="left"/>
+      <w:pPr>
+        <w:tabs>
+          <w:tab w:val="num" w:pos="1440"/>
+        </w:tabs>
+        <w:ind w:left="1440" w:hanging="360"/>
+      </w:pPr>
+      <w:rPr>
+        <w:rFonts w:ascii="Courier New" w:hAnsi="Courier New" w:hint="default"/>
+        <w:sz w:val="20"/>
+      </w:rPr>
+    </w:lvl>
+    <w:lvl w:ilvl="2" w:tentative="1">
+      <w:start w:val="1"/>
+      <w:numFmt w:val="bullet"/>
+      <w:lvlText w:val=""/>
+      <w:lvlJc w:val="left"/>
+      <w:pPr>
+        <w:tabs>
+          <w:tab w:val="num" w:pos="2160"/>
+        </w:tabs>
+        <w:ind w:left="2160" w:hanging="360"/>
+      </w:pPr>
+      <w:rPr>
+        <w:rFonts w:ascii="Wingdings" w:hAnsi="Wingdings" w:hint="default"/>
+        <w:sz w:val="20"/>
+      </w:rPr>
+    </w:lvl>
+    <w:lvl w:ilvl="3" w:tentative="1">
+      <w:start w:val="1"/>
+      <w:numFmt w:val="bullet"/>
+      <w:lvlText w:val=""/>
+      <w:lvlJc w:val="left"/>
+      <w:pPr>
+        <w:tabs>
+          <w:tab w:val="num" w:pos="2880"/>
+        </w:tabs>
+        <w:ind w:left="2880" w:hanging="360"/>
+      </w:pPr>
+      <w:rPr>
+        <w:rFonts w:ascii="Wingdings" w:hAnsi="Wingdings" w:hint="default"/>
+        <w:sz w:val="20"/>
+      </w:rPr>
+    </w:lvl>
+    <w:lvl w:ilvl="4" w:tentative="1">
+      <w:start w:val="1"/>
+      <w:numFmt w:val="bullet"/>
+      <w:lvlText w:val=""/>
+      <w:lvlJc w:val="left"/>
+      <w:pPr>
+        <w:tabs>
+          <w:tab w:val="num" w:pos="3600"/>
+        </w:tabs>
+        <w:ind w:left="3600" w:hanging="360"/>
+      </w:pPr>
+      <w:rPr>
+        <w:rFonts w:ascii="Wingdings" w:hAnsi="Wingdings" w:hint="default"/>
+        <w:sz w:val="20"/>
+      </w:rPr>
+    </w:lvl>
+    <w:lvl w:ilvl="5" w:tentative="1">
+      <w:start w:val="1"/>
+      <w:numFmt w:val="bullet"/>
+      <w:lvlText w:val=""/>
+      <w:lvlJc w:val="left"/>
+      <w:pPr>
+        <w:tabs>
+          <w:tab w:val="num" w:pos="4320"/>
+        </w:tabs>
+        <w:ind w:left="4320" w:hanging="360"/>
+      </w:pPr>
+      <w:rPr>
+        <w:rFonts w:ascii="Wingdings" w:hAnsi="Wingdings" w:hint="default"/>
+        <w:sz w:val="20"/>
+      </w:rPr>
+    </w:lvl>
+    <w:lvl w:ilvl="6" w:tentative="1">
+      <w:start w:val="1"/>
+      <w:numFmt w:val="bullet"/>
+      <w:lvlText w:val=""/>
+      <w:lvlJc w:val="left"/>
+      <w:pPr>
+        <w:tabs>
+          <w:tab w:val="num" w:pos="5040"/>
+        </w:tabs>
+        <w:ind w:left="5040" w:hanging="360"/>
+      </w:pPr>
+      <w:rPr>
+        <w:rFonts w:ascii="Wingdings" w:hAnsi="Wingdings" w:hint="default"/>
+        <w:sz w:val="20"/>
+      </w:rPr>
+    </w:lvl>
+    <w:lvl w:ilvl="7" w:tentative="1">
+      <w:start w:val="1"/>
+      <w:numFmt w:val="bullet"/>
+      <w:lvlText w:val=""/>
+      <w:lvlJc w:val="left"/>
+      <w:pPr>
+        <w:tabs>
+          <w:tab w:val="num" w:pos="5760"/>
+        </w:tabs>
+        <w:ind w:left="5760" w:hanging="360"/>
+      </w:pPr>
+      <w:rPr>
+        <w:rFonts w:ascii="Wingdings" w:hAnsi="Wingdings" w:hint="default"/>
+        <w:sz w:val="20"/>
+      </w:rPr>
+    </w:lvl>
+    <w:lvl w:ilvl="8" w:tentative="1">
+      <w:start w:val="1"/>
+      <w:numFmt w:val="bullet"/>
+      <w:lvlText w:val=""/>
+      <w:lvlJc w:val="left"/>
+      <w:pPr>
+        <w:tabs>
+          <w:tab w:val="num" w:pos="6480"/>
+        </w:tabs>
+        <w:ind w:left="6480" w:hanging="360"/>
+      </w:pPr>
+      <w:rPr>
+        <w:rFonts w:ascii="Wingdings" w:hAnsi="Wingdings" w:hint="default"/>
+        <w:sz w:val="20"/>
+      </w:rPr>
+    </w:lvl>
+  </w:abstractNum>
+  <w:abstractNum w:abstractNumId="8" w15:restartNumberingAfterBreak="0">
+    <w:nsid w:val="61647396"/>
+    <w:multiLevelType w:val="multilevel"/>
+    <w:tmpl w:val="0D1072D0"/>
+    <w:lvl w:ilvl="0">
+      <w:start w:val="1"/>
+      <w:numFmt w:val="bullet"/>
+      <w:lvlText w:val=""/>
+      <w:lvlJc w:val="left"/>
+      <w:pPr>
+        <w:tabs>
+          <w:tab w:val="num" w:pos="720"/>
+        </w:tabs>
+        <w:ind w:left="720" w:hanging="360"/>
+      </w:pPr>
+      <w:rPr>
+        <w:rFonts w:ascii="Symbol" w:hAnsi="Symbol" w:hint="default"/>
+        <w:sz w:val="20"/>
+      </w:rPr>
+    </w:lvl>
+    <w:lvl w:ilvl="1">
+      <w:start w:val="1"/>
+      <w:numFmt w:val="bullet"/>
+      <w:lvlText w:val="o"/>
+      <w:lvlJc w:val="left"/>
+      <w:pPr>
+        <w:tabs>
+          <w:tab w:val="num" w:pos="1440"/>
+        </w:tabs>
+        <w:ind w:left="1440" w:hanging="360"/>
+      </w:pPr>
+      <w:rPr>
+        <w:rFonts w:ascii="Courier New" w:hAnsi="Courier New" w:hint="default"/>
+        <w:sz w:val="20"/>
+      </w:rPr>
+    </w:lvl>
+    <w:lvl w:ilvl="2" w:tentative="1">
+      <w:start w:val="1"/>
+      <w:numFmt w:val="bullet"/>
+      <w:lvlText w:val=""/>
+      <w:lvlJc w:val="left"/>
+      <w:pPr>
+        <w:tabs>
+          <w:tab w:val="num" w:pos="2160"/>
+        </w:tabs>
+        <w:ind w:left="2160" w:hanging="360"/>
+      </w:pPr>
+      <w:rPr>
+        <w:rFonts w:ascii="Wingdings" w:hAnsi="Wingdings" w:hint="default"/>
+        <w:sz w:val="20"/>
+      </w:rPr>
+    </w:lvl>
+    <w:lvl w:ilvl="3" w:tentative="1">
+      <w:start w:val="1"/>
+      <w:numFmt w:val="bullet"/>
+      <w:lvlText w:val=""/>
+      <w:lvlJc w:val="left"/>
+      <w:pPr>
+        <w:tabs>
+          <w:tab w:val="num" w:pos="2880"/>
+        </w:tabs>
+        <w:ind w:left="2880" w:hanging="360"/>
+      </w:pPr>
+      <w:rPr>
+        <w:rFonts w:ascii="Wingdings" w:hAnsi="Wingdings" w:hint="default"/>
+        <w:sz w:val="20"/>
+      </w:rPr>
+    </w:lvl>
+    <w:lvl w:ilvl="4" w:tentative="1">
+      <w:start w:val="1"/>
+      <w:numFmt w:val="bullet"/>
+      <w:lvlText w:val=""/>
+      <w:lvlJc w:val="left"/>
+      <w:pPr>
+        <w:tabs>
+          <w:tab w:val="num" w:pos="3600"/>
+        </w:tabs>
+        <w:ind w:left="3600" w:hanging="360"/>
+      </w:pPr>
+      <w:rPr>
+        <w:rFonts w:ascii="Wingdings" w:hAnsi="Wingdings" w:hint="default"/>
+        <w:sz w:val="20"/>
+      </w:rPr>
+    </w:lvl>
+    <w:lvl w:ilvl="5" w:tentative="1">
+      <w:start w:val="1"/>
+      <w:numFmt w:val="bullet"/>
+      <w:lvlText w:val=""/>
+      <w:lvlJc w:val="left"/>
+      <w:pPr>
+        <w:tabs>
+          <w:tab w:val="num" w:pos="4320"/>
+        </w:tabs>
+        <w:ind w:left="4320" w:hanging="360"/>
+      </w:pPr>
+      <w:rPr>
+        <w:rFonts w:ascii="Wingdings" w:hAnsi="Wingdings" w:hint="default"/>
+        <w:sz w:val="20"/>
+      </w:rPr>
+    </w:lvl>
+    <w:lvl w:ilvl="6" w:tentative="1">
+      <w:start w:val="1"/>
+      <w:numFmt w:val="bullet"/>
+      <w:lvlText w:val=""/>
+      <w:lvlJc w:val="left"/>
+      <w:pPr>
+        <w:tabs>
+          <w:tab w:val="num" w:pos="5040"/>
+        </w:tabs>
+        <w:ind w:left="5040" w:hanging="360"/>
+      </w:pPr>
+      <w:rPr>
+        <w:rFonts w:ascii="Wingdings" w:hAnsi="Wingdings" w:hint="default"/>
+        <w:sz w:val="20"/>
+      </w:rPr>
+    </w:lvl>
+    <w:lvl w:ilvl="7" w:tentative="1">
+      <w:start w:val="1"/>
+      <w:numFmt w:val="bullet"/>
+      <w:lvlText w:val=""/>
+      <w:lvlJc w:val="left"/>
+      <w:pPr>
+        <w:tabs>
+          <w:tab w:val="num" w:pos="5760"/>
+        </w:tabs>
+        <w:ind w:left="5760" w:hanging="360"/>
+      </w:pPr>
+      <w:rPr>
+        <w:rFonts w:ascii="Wingdings" w:hAnsi="Wingdings" w:hint="default"/>
+        <w:sz w:val="20"/>
+      </w:rPr>
+    </w:lvl>
+    <w:lvl w:ilvl="8" w:tentative="1">
+      <w:start w:val="1"/>
+      <w:numFmt w:val="bullet"/>
+      <w:lvlText w:val=""/>
+      <w:lvlJc w:val="left"/>
+      <w:pPr>
+        <w:tabs>
+          <w:tab w:val="num" w:pos="6480"/>
+        </w:tabs>
+        <w:ind w:left="6480" w:hanging="360"/>
+      </w:pPr>
+      <w:rPr>
+        <w:rFonts w:ascii="Wingdings" w:hAnsi="Wingdings" w:hint="default"/>
+        <w:sz w:val="20"/>
+      </w:rPr>
+    </w:lvl>
+  </w:abstractNum>
+  <w:abstractNum w:abstractNumId="9" w15:restartNumberingAfterBreak="0">
+    <w:nsid w:val="65622CB4"/>
+    <w:multiLevelType w:val="multilevel"/>
+    <w:tmpl w:val="0D1072D0"/>
+    <w:lvl w:ilvl="0">
+      <w:start w:val="1"/>
+      <w:numFmt w:val="bullet"/>
+      <w:lvlText w:val=""/>
+      <w:lvlJc w:val="left"/>
+      <w:pPr>
+        <w:tabs>
+          <w:tab w:val="num" w:pos="720"/>
+        </w:tabs>
+        <w:ind w:left="720" w:hanging="360"/>
+      </w:pPr>
+      <w:rPr>
+        <w:rFonts w:ascii="Symbol" w:hAnsi="Symbol" w:hint="default"/>
+        <w:sz w:val="20"/>
+      </w:rPr>
+    </w:lvl>
+    <w:lvl w:ilvl="1">
+      <w:start w:val="1"/>
+      <w:numFmt w:val="bullet"/>
+      <w:lvlText w:val="o"/>
+      <w:lvlJc w:val="left"/>
+      <w:pPr>
+        <w:tabs>
+          <w:tab w:val="num" w:pos="1440"/>
+        </w:tabs>
+        <w:ind w:left="1440" w:hanging="360"/>
+      </w:pPr>
+      <w:rPr>
+        <w:rFonts w:ascii="Courier New" w:hAnsi="Courier New" w:hint="default"/>
+        <w:sz w:val="20"/>
+      </w:rPr>
+    </w:lvl>
+    <w:lvl w:ilvl="2" w:tentative="1">
+      <w:start w:val="1"/>
+      <w:numFmt w:val="bullet"/>
+      <w:lvlText w:val=""/>
+      <w:lvlJc w:val="left"/>
+      <w:pPr>
+        <w:tabs>
+          <w:tab w:val="num" w:pos="2160"/>
+        </w:tabs>
+        <w:ind w:left="2160" w:hanging="360"/>
+      </w:pPr>
+      <w:rPr>
+        <w:rFonts w:ascii="Wingdings" w:hAnsi="Wingdings" w:hint="default"/>
+        <w:sz w:val="20"/>
+      </w:rPr>
+    </w:lvl>
+    <w:lvl w:ilvl="3" w:tentative="1">
+      <w:start w:val="1"/>
+      <w:numFmt w:val="bullet"/>
+      <w:lvlText w:val=""/>
+      <w:lvlJc w:val="left"/>
+      <w:pPr>
+        <w:tabs>
+          <w:tab w:val="num" w:pos="2880"/>
+        </w:tabs>
+        <w:ind w:left="2880" w:hanging="360"/>
+      </w:pPr>
+      <w:rPr>
+        <w:rFonts w:ascii="Wingdings" w:hAnsi="Wingdings" w:hint="default"/>
+        <w:sz w:val="20"/>
+      </w:rPr>
+    </w:lvl>
+    <w:lvl w:ilvl="4" w:tentative="1">
+      <w:start w:val="1"/>
+      <w:numFmt w:val="bullet"/>
+      <w:lvlText w:val=""/>
+      <w:lvlJc w:val="left"/>
+      <w:pPr>
+        <w:tabs>
+          <w:tab w:val="num" w:pos="3600"/>
+        </w:tabs>
+        <w:ind w:left="3600" w:hanging="360"/>
+      </w:pPr>
+      <w:rPr>
+        <w:rFonts w:ascii="Wingdings" w:hAnsi="Wingdings" w:hint="default"/>
+        <w:sz w:val="20"/>
+      </w:rPr>
+    </w:lvl>
+    <w:lvl w:ilvl="5" w:tentative="1">
+      <w:start w:val="1"/>
+      <w:numFmt w:val="bullet"/>
+      <w:lvlText w:val=""/>
+      <w:lvlJc w:val="left"/>
+      <w:pPr>
+        <w:tabs>
+          <w:tab w:val="num" w:pos="4320"/>
+        </w:tabs>
+        <w:ind w:left="4320" w:hanging="360"/>
+      </w:pPr>
+      <w:rPr>
+        <w:rFonts w:ascii="Wingdings" w:hAnsi="Wingdings" w:hint="default"/>
+        <w:sz w:val="20"/>
+      </w:rPr>
+    </w:lvl>
+    <w:lvl w:ilvl="6" w:tentative="1">
+      <w:start w:val="1"/>
+      <w:numFmt w:val="bullet"/>
+      <w:lvlText w:val=""/>
+      <w:lvlJc w:val="left"/>
+      <w:pPr>
+        <w:tabs>
+          <w:tab w:val="num" w:pos="5040"/>
+        </w:tabs>
+        <w:ind w:left="5040" w:hanging="360"/>
+      </w:pPr>
+      <w:rPr>
+        <w:rFonts w:ascii="Wingdings" w:hAnsi="Wingdings" w:hint="default"/>
+        <w:sz w:val="20"/>
+      </w:rPr>
+    </w:lvl>
+    <w:lvl w:ilvl="7" w:tentative="1">
+      <w:start w:val="1"/>
+      <w:numFmt w:val="bullet"/>
+      <w:lvlText w:val=""/>
+      <w:lvlJc w:val="left"/>
+      <w:pPr>
+        <w:tabs>
+          <w:tab w:val="num" w:pos="5760"/>
+        </w:tabs>
+        <w:ind w:left="5760" w:hanging="360"/>
+      </w:pPr>
+      <w:rPr>
+        <w:rFonts w:ascii="Wingdings" w:hAnsi="Wingdings" w:hint="default"/>
+        <w:sz w:val="20"/>
+      </w:rPr>
+    </w:lvl>
+    <w:lvl w:ilvl="8" w:tentative="1">
+      <w:start w:val="1"/>
+      <w:numFmt w:val="bullet"/>
+      <w:lvlText w:val=""/>
+      <w:lvlJc w:val="left"/>
+      <w:pPr>
+        <w:tabs>
+          <w:tab w:val="num" w:pos="6480"/>
+        </w:tabs>
+        <w:ind w:left="6480" w:hanging="360"/>
+      </w:pPr>
+      <w:rPr>
+        <w:rFonts w:ascii="Wingdings" w:hAnsi="Wingdings" w:hint="default"/>
+        <w:sz w:val="20"/>
+      </w:rPr>
+    </w:lvl>
+  </w:abstractNum>
+  <w:abstractNum w:abstractNumId="10" w15:restartNumberingAfterBreak="0">
     <w:nsid w:val="6F45737C"/>
     <w:multiLevelType w:val="hybridMultilevel"/>
     <w:tmpl w:val="56603D0A"/>
@@ -379,11 +3291,342 @@
       </w:rPr>
     </w:lvl>
   </w:abstractNum>
+  <w:abstractNum w:abstractNumId="11" w15:restartNumberingAfterBreak="0">
+    <w:nsid w:val="71FD517F"/>
+    <w:multiLevelType w:val="multilevel"/>
+    <w:tmpl w:val="0D1072D0"/>
+    <w:lvl w:ilvl="0">
+      <w:start w:val="1"/>
+      <w:numFmt w:val="bullet"/>
+      <w:lvlText w:val=""/>
+      <w:lvlJc w:val="left"/>
+      <w:pPr>
+        <w:tabs>
+          <w:tab w:val="num" w:pos="720"/>
+        </w:tabs>
+        <w:ind w:left="720" w:hanging="360"/>
+      </w:pPr>
+      <w:rPr>
+        <w:rFonts w:ascii="Symbol" w:hAnsi="Symbol" w:hint="default"/>
+        <w:sz w:val="20"/>
+      </w:rPr>
+    </w:lvl>
+    <w:lvl w:ilvl="1" w:tentative="1">
+      <w:start w:val="1"/>
+      <w:numFmt w:val="bullet"/>
+      <w:lvlText w:val="o"/>
+      <w:lvlJc w:val="left"/>
+      <w:pPr>
+        <w:tabs>
+          <w:tab w:val="num" w:pos="1440"/>
+        </w:tabs>
+        <w:ind w:left="1440" w:hanging="360"/>
+      </w:pPr>
+      <w:rPr>
+        <w:rFonts w:ascii="Courier New" w:hAnsi="Courier New" w:hint="default"/>
+        <w:sz w:val="20"/>
+      </w:rPr>
+    </w:lvl>
+    <w:lvl w:ilvl="2" w:tentative="1">
+      <w:start w:val="1"/>
+      <w:numFmt w:val="bullet"/>
+      <w:lvlText w:val=""/>
+      <w:lvlJc w:val="left"/>
+      <w:pPr>
+        <w:tabs>
+          <w:tab w:val="num" w:pos="2160"/>
+        </w:tabs>
+        <w:ind w:left="2160" w:hanging="360"/>
+      </w:pPr>
+      <w:rPr>
+        <w:rFonts w:ascii="Wingdings" w:hAnsi="Wingdings" w:hint="default"/>
+        <w:sz w:val="20"/>
+      </w:rPr>
+    </w:lvl>
+    <w:lvl w:ilvl="3" w:tentative="1">
+      <w:start w:val="1"/>
+      <w:numFmt w:val="bullet"/>
+      <w:lvlText w:val=""/>
+      <w:lvlJc w:val="left"/>
+      <w:pPr>
+        <w:tabs>
+          <w:tab w:val="num" w:pos="2880"/>
+        </w:tabs>
+        <w:ind w:left="2880" w:hanging="360"/>
+      </w:pPr>
+      <w:rPr>
+        <w:rFonts w:ascii="Wingdings" w:hAnsi="Wingdings" w:hint="default"/>
+        <w:sz w:val="20"/>
+      </w:rPr>
+    </w:lvl>
+    <w:lvl w:ilvl="4" w:tentative="1">
+      <w:start w:val="1"/>
+      <w:numFmt w:val="bullet"/>
+      <w:lvlText w:val=""/>
+      <w:lvlJc w:val="left"/>
+      <w:pPr>
+        <w:tabs>
+          <w:tab w:val="num" w:pos="3600"/>
+        </w:tabs>
+        <w:ind w:left="3600" w:hanging="360"/>
+      </w:pPr>
+      <w:rPr>
+        <w:rFonts w:ascii="Wingdings" w:hAnsi="Wingdings" w:hint="default"/>
+        <w:sz w:val="20"/>
+      </w:rPr>
+    </w:lvl>
+    <w:lvl w:ilvl="5" w:tentative="1">
+      <w:start w:val="1"/>
+      <w:numFmt w:val="bullet"/>
+      <w:lvlText w:val=""/>
+      <w:lvlJc w:val="left"/>
+      <w:pPr>
+        <w:tabs>
+          <w:tab w:val="num" w:pos="4320"/>
+        </w:tabs>
+        <w:ind w:left="4320" w:hanging="360"/>
+      </w:pPr>
+      <w:rPr>
+        <w:rFonts w:ascii="Wingdings" w:hAnsi="Wingdings" w:hint="default"/>
+        <w:sz w:val="20"/>
+      </w:rPr>
+    </w:lvl>
+    <w:lvl w:ilvl="6" w:tentative="1">
+      <w:start w:val="1"/>
+      <w:numFmt w:val="bullet"/>
+      <w:lvlText w:val=""/>
+      <w:lvlJc w:val="left"/>
+      <w:pPr>
+        <w:tabs>
+          <w:tab w:val="num" w:pos="5040"/>
+        </w:tabs>
+        <w:ind w:left="5040" w:hanging="360"/>
+      </w:pPr>
+      <w:rPr>
+        <w:rFonts w:ascii="Wingdings" w:hAnsi="Wingdings" w:hint="default"/>
+        <w:sz w:val="20"/>
+      </w:rPr>
+    </w:lvl>
+    <w:lvl w:ilvl="7" w:tentative="1">
+      <w:start w:val="1"/>
+      <w:numFmt w:val="bullet"/>
+      <w:lvlText w:val=""/>
+      <w:lvlJc w:val="left"/>
+      <w:pPr>
+        <w:tabs>
+          <w:tab w:val="num" w:pos="5760"/>
+        </w:tabs>
+        <w:ind w:left="5760" w:hanging="360"/>
+      </w:pPr>
+      <w:rPr>
+        <w:rFonts w:ascii="Wingdings" w:hAnsi="Wingdings" w:hint="default"/>
+        <w:sz w:val="20"/>
+      </w:rPr>
+    </w:lvl>
+    <w:lvl w:ilvl="8" w:tentative="1">
+      <w:start w:val="1"/>
+      <w:numFmt w:val="bullet"/>
+      <w:lvlText w:val=""/>
+      <w:lvlJc w:val="left"/>
+      <w:pPr>
+        <w:tabs>
+          <w:tab w:val="num" w:pos="6480"/>
+        </w:tabs>
+        <w:ind w:left="6480" w:hanging="360"/>
+      </w:pPr>
+      <w:rPr>
+        <w:rFonts w:ascii="Wingdings" w:hAnsi="Wingdings" w:hint="default"/>
+        <w:sz w:val="20"/>
+      </w:rPr>
+    </w:lvl>
+  </w:abstractNum>
+  <w:abstractNum w:abstractNumId="12" w15:restartNumberingAfterBreak="0">
+    <w:nsid w:val="74594D90"/>
+    <w:multiLevelType w:val="multilevel"/>
+    <w:tmpl w:val="0D1072D0"/>
+    <w:lvl w:ilvl="0">
+      <w:start w:val="1"/>
+      <w:numFmt w:val="bullet"/>
+      <w:lvlText w:val=""/>
+      <w:lvlJc w:val="left"/>
+      <w:pPr>
+        <w:tabs>
+          <w:tab w:val="num" w:pos="720"/>
+        </w:tabs>
+        <w:ind w:left="720" w:hanging="360"/>
+      </w:pPr>
+      <w:rPr>
+        <w:rFonts w:ascii="Symbol" w:hAnsi="Symbol" w:hint="default"/>
+        <w:sz w:val="20"/>
+      </w:rPr>
+    </w:lvl>
+    <w:lvl w:ilvl="1">
+      <w:start w:val="1"/>
+      <w:numFmt w:val="bullet"/>
+      <w:lvlText w:val="o"/>
+      <w:lvlJc w:val="left"/>
+      <w:pPr>
+        <w:tabs>
+          <w:tab w:val="num" w:pos="1440"/>
+        </w:tabs>
+        <w:ind w:left="1440" w:hanging="360"/>
+      </w:pPr>
+      <w:rPr>
+        <w:rFonts w:ascii="Courier New" w:hAnsi="Courier New" w:hint="default"/>
+        <w:sz w:val="20"/>
+      </w:rPr>
+    </w:lvl>
+    <w:lvl w:ilvl="2" w:tentative="1">
+      <w:start w:val="1"/>
+      <w:numFmt w:val="bullet"/>
+      <w:lvlText w:val=""/>
+      <w:lvlJc w:val="left"/>
+      <w:pPr>
+        <w:tabs>
+          <w:tab w:val="num" w:pos="2160"/>
+        </w:tabs>
+        <w:ind w:left="2160" w:hanging="360"/>
+      </w:pPr>
+      <w:rPr>
+        <w:rFonts w:ascii="Wingdings" w:hAnsi="Wingdings" w:hint="default"/>
+        <w:sz w:val="20"/>
+      </w:rPr>
+    </w:lvl>
+    <w:lvl w:ilvl="3" w:tentative="1">
+      <w:start w:val="1"/>
+      <w:numFmt w:val="bullet"/>
+      <w:lvlText w:val=""/>
+      <w:lvlJc w:val="left"/>
+      <w:pPr>
+        <w:tabs>
+          <w:tab w:val="num" w:pos="2880"/>
+        </w:tabs>
+        <w:ind w:left="2880" w:hanging="360"/>
+      </w:pPr>
+      <w:rPr>
+        <w:rFonts w:ascii="Wingdings" w:hAnsi="Wingdings" w:hint="default"/>
+        <w:sz w:val="20"/>
+      </w:rPr>
+    </w:lvl>
+    <w:lvl w:ilvl="4" w:tentative="1">
+      <w:start w:val="1"/>
+      <w:numFmt w:val="bullet"/>
+      <w:lvlText w:val=""/>
+      <w:lvlJc w:val="left"/>
+      <w:pPr>
+        <w:tabs>
+          <w:tab w:val="num" w:pos="3600"/>
+        </w:tabs>
+        <w:ind w:left="3600" w:hanging="360"/>
+      </w:pPr>
+      <w:rPr>
+        <w:rFonts w:ascii="Wingdings" w:hAnsi="Wingdings" w:hint="default"/>
+        <w:sz w:val="20"/>
+      </w:rPr>
+    </w:lvl>
+    <w:lvl w:ilvl="5" w:tentative="1">
+      <w:start w:val="1"/>
+      <w:numFmt w:val="bullet"/>
+      <w:lvlText w:val=""/>
+      <w:lvlJc w:val="left"/>
+      <w:pPr>
+        <w:tabs>
+          <w:tab w:val="num" w:pos="4320"/>
+        </w:tabs>
+        <w:ind w:left="4320" w:hanging="360"/>
+      </w:pPr>
+      <w:rPr>
+        <w:rFonts w:ascii="Wingdings" w:hAnsi="Wingdings" w:hint="default"/>
+        <w:sz w:val="20"/>
+      </w:rPr>
+    </w:lvl>
+    <w:lvl w:ilvl="6" w:tentative="1">
+      <w:start w:val="1"/>
+      <w:numFmt w:val="bullet"/>
+      <w:lvlText w:val=""/>
+      <w:lvlJc w:val="left"/>
+      <w:pPr>
+        <w:tabs>
+          <w:tab w:val="num" w:pos="5040"/>
+        </w:tabs>
+        <w:ind w:left="5040" w:hanging="360"/>
+      </w:pPr>
+      <w:rPr>
+        <w:rFonts w:ascii="Wingdings" w:hAnsi="Wingdings" w:hint="default"/>
+        <w:sz w:val="20"/>
+      </w:rPr>
+    </w:lvl>
+    <w:lvl w:ilvl="7" w:tentative="1">
+      <w:start w:val="1"/>
+      <w:numFmt w:val="bullet"/>
+      <w:lvlText w:val=""/>
+      <w:lvlJc w:val="left"/>
+      <w:pPr>
+        <w:tabs>
+          <w:tab w:val="num" w:pos="5760"/>
+        </w:tabs>
+        <w:ind w:left="5760" w:hanging="360"/>
+      </w:pPr>
+      <w:rPr>
+        <w:rFonts w:ascii="Wingdings" w:hAnsi="Wingdings" w:hint="default"/>
+        <w:sz w:val="20"/>
+      </w:rPr>
+    </w:lvl>
+    <w:lvl w:ilvl="8" w:tentative="1">
+      <w:start w:val="1"/>
+      <w:numFmt w:val="bullet"/>
+      <w:lvlText w:val=""/>
+      <w:lvlJc w:val="left"/>
+      <w:pPr>
+        <w:tabs>
+          <w:tab w:val="num" w:pos="6480"/>
+        </w:tabs>
+        <w:ind w:left="6480" w:hanging="360"/>
+      </w:pPr>
+      <w:rPr>
+        <w:rFonts w:ascii="Wingdings" w:hAnsi="Wingdings" w:hint="default"/>
+        <w:sz w:val="20"/>
+      </w:rPr>
+    </w:lvl>
+  </w:abstractNum>
   <w:num w:numId="1" w16cid:durableId="1414620139">
-    <w:abstractNumId w:val="1"/>
+    <w:abstractNumId w:val="10"/>
   </w:num>
   <w:num w:numId="2" w16cid:durableId="1246115459">
     <w:abstractNumId w:val="0"/>
+  </w:num>
+  <w:num w:numId="3" w16cid:durableId="232353302">
+    <w:abstractNumId w:val="6"/>
+  </w:num>
+  <w:num w:numId="4" w16cid:durableId="406264457">
+    <w:abstractNumId w:val="3"/>
+  </w:num>
+  <w:num w:numId="5" w16cid:durableId="842475364">
+    <w:abstractNumId w:val="4"/>
+  </w:num>
+  <w:num w:numId="6" w16cid:durableId="721054375">
+    <w:abstractNumId w:val="11"/>
+  </w:num>
+  <w:num w:numId="7" w16cid:durableId="1031801600">
+    <w:abstractNumId w:val="9"/>
+  </w:num>
+  <w:num w:numId="8" w16cid:durableId="1495299016">
+    <w:abstractNumId w:val="1"/>
+  </w:num>
+  <w:num w:numId="9" w16cid:durableId="139660475">
+    <w:abstractNumId w:val="7"/>
+  </w:num>
+  <w:num w:numId="10" w16cid:durableId="416440899">
+    <w:abstractNumId w:val="12"/>
+  </w:num>
+  <w:num w:numId="11" w16cid:durableId="1593588142">
+    <w:abstractNumId w:val="2"/>
+  </w:num>
+  <w:num w:numId="12" w16cid:durableId="1344815872">
+    <w:abstractNumId w:val="5"/>
+  </w:num>
+  <w:num w:numId="13" w16cid:durableId="935940273">
+    <w:abstractNumId w:val="8"/>
   </w:num>
 </w:numbering>
 </file>
